--- a/bpp_Res2_manual_b6.docx
+++ b/bpp_Res2_manual_b6.docx
@@ -1972,6 +1972,652 @@
     </w:p>
     <w:p>
       <w:r>
+        <w:rPr>
+          <w:noProof/>
+        </w:rPr>
+        <mc:AlternateContent>
+          <mc:Choice Requires="wps">
+            <w:drawing>
+              <wp:anchor distT="45720" distB="45720" distL="114300" distR="114300" simplePos="0" relativeHeight="251662336" behindDoc="0" locked="0" layoutInCell="1" allowOverlap="1" wp14:anchorId="00D3CC6E" wp14:editId="2850DBC2">
+                <wp:simplePos x="0" y="0"/>
+                <wp:positionH relativeFrom="column">
+                  <wp:posOffset>5080</wp:posOffset>
+                </wp:positionH>
+                <wp:positionV relativeFrom="paragraph">
+                  <wp:posOffset>1082040</wp:posOffset>
+                </wp:positionV>
+                <wp:extent cx="5575300" cy="784860"/>
+                <wp:effectExtent l="0" t="0" r="25400" b="15240"/>
+                <wp:wrapSquare wrapText="bothSides"/>
+                <wp:docPr id="217" name="Text Box 2"/>
+                <wp:cNvGraphicFramePr>
+                  <a:graphicFrameLocks xmlns:a="http://schemas.openxmlformats.org/drawingml/2006/main"/>
+                </wp:cNvGraphicFramePr>
+                <a:graphic xmlns:a="http://schemas.openxmlformats.org/drawingml/2006/main">
+                  <a:graphicData uri="http://schemas.microsoft.com/office/word/2010/wordprocessingShape">
+                    <wps:wsp>
+                      <wps:cNvSpPr txBox="1">
+                        <a:spLocks noChangeArrowheads="1"/>
+                      </wps:cNvSpPr>
+                      <wps:spPr bwMode="auto">
+                        <a:xfrm>
+                          <a:off x="0" y="0"/>
+                          <a:ext cx="5575300" cy="784860"/>
+                        </a:xfrm>
+                        <a:prstGeom prst="rect">
+                          <a:avLst/>
+                        </a:prstGeom>
+                        <a:solidFill>
+                          <a:srgbClr val="FFFFFF"/>
+                        </a:solidFill>
+                        <a:ln w="12700">
+                          <a:solidFill>
+                            <a:srgbClr val="000000"/>
+                          </a:solidFill>
+                          <a:miter lim="800000"/>
+                          <a:headEnd/>
+                          <a:tailEnd/>
+                        </a:ln>
+                      </wps:spPr>
+                      <wps:txbx>
+                        <w:txbxContent>
+                          <w:p>
+                            <w:r>
+                              <w:rPr>
+                                <w:sz w:val="20"/>
+                                <w:szCs w:val="20"/>
+                              </w:rPr>
+                              <w:t>NB: Since 2020, an improved algorithm for fitting the reservoir in diastole has been used – this excludes any hump or upstroke at the end of diastole from the fit. This results in lower values for P</w:t>
+                            </w:r>
+                            <w:r>
+                              <w:rPr>
+                                <w:rFonts w:ascii="Times New Roman" w:hAnsi="Times New Roman" w:cs="Times New Roman"/>
+                                <w:sz w:val="20"/>
+                                <w:szCs w:val="20"/>
+                                <w:vertAlign w:val="subscript"/>
+                              </w:rPr>
+                              <w:t>∞</w:t>
+                            </w:r>
+                            <w:r>
+                              <w:rPr>
+                                <w:sz w:val="20"/>
+                                <w:szCs w:val="20"/>
+                                <w:vertAlign w:val="subscript"/>
+                              </w:rPr>
+                              <w:t xml:space="preserve"> </w:t>
+                            </w:r>
+                            <w:r>
+                              <w:rPr>
+                                <w:sz w:val="20"/>
+                                <w:szCs w:val="20"/>
+                              </w:rPr>
+                              <w:t xml:space="preserve">and slightly different values for other reservoir parameters from those described </w:t>
+                            </w:r>
+                            <w:r>
+                              <w:rPr>
+                                <w:sz w:val="20"/>
+                                <w:szCs w:val="20"/>
+                              </w:rPr>
+                              <w:t>by Davie</w:t>
+                            </w:r>
+                            <w:r>
+                              <w:rPr>
+                                <w:sz w:val="20"/>
+                                <w:szCs w:val="20"/>
+                              </w:rPr>
+                              <w:t>s</w:t>
+                            </w:r>
+                            <w:r>
+                              <w:rPr>
+                                <w:sz w:val="20"/>
+                                <w:szCs w:val="20"/>
+                              </w:rPr>
+                              <w:t xml:space="preserve"> et al</w:t>
+                            </w:r>
+                            <w:r>
+                              <w:rPr>
+                                <w:sz w:val="20"/>
+                                <w:szCs w:val="20"/>
+                              </w:rPr>
+                              <w:t>.</w:t>
+                            </w:r>
+                            <w:r>
+                              <w:rPr>
+                                <w:sz w:val="20"/>
+                                <w:szCs w:val="20"/>
+                              </w:rPr>
+                              <w:fldChar w:fldCharType="begin">
+                                <w:fldData xml:space="preserve">PEVuZE5vdGU+PENpdGU+PEF1dGhvcj5EYXZpZXM8L0F1dGhvcj48WWVhcj4yMDE0PC9ZZWFyPjxS
+ZWNOdW0+MjEzNTwvUmVjTnVtPjxEaXNwbGF5VGV4dD48c3R5bGUgZmFjZT0ic3VwZXJzY3JpcHQi
+PjE8L3N0eWxlPjwvRGlzcGxheVRleHQ+PHJlY29yZD48cmVjLW51bWJlcj4yMTM1PC9yZWMtbnVt
+YmVyPjxmb3JlaWduLWtleXM+PGtleSBhcHA9IkVOIiBkYi1pZD0icGQ1emR3MHhvd3pldDVlZXN3
+dnB4ZHZtMjlmdnJwZHRlcmR2IiB0aW1lc3RhbXA9IjE0NDY0MzQ0MjkiPjIxMzU8L2tleT48a2V5
+IGFwcD0iRU5XZWIiIGRiLWlkPSIiPjA8L2tleT48L2ZvcmVpZ24ta2V5cz48cmVmLXR5cGUgbmFt
+ZT0iSm91cm5hbCBBcnRpY2xlIj4xNzwvcmVmLXR5cGU+PGNvbnRyaWJ1dG9ycz48YXV0aG9ycz48
+YXV0aG9yPkRhdmllcywgSi4gRS48L2F1dGhvcj48YXV0aG9yPkxhY3ksIFAuPC9hdXRob3I+PGF1
+dGhvcj5UaWxsaW4sIFQuPC9hdXRob3I+PGF1dGhvcj5Db2xsaWVyLCBELjwvYXV0aG9yPjxhdXRo
+b3I+Q3J1aWNrc2hhbmssIEouIEsuPC9hdXRob3I+PGF1dGhvcj5GcmFuY2lzLCBELiBQLjwvYXV0
+aG9yPjxhdXRob3I+TWFsYXdlZXJhLCBBLjwvYXV0aG9yPjxhdXRob3I+TWF5ZXQsIEouPC9hdXRo
+b3I+PGF1dGhvcj5TdGFudG9uLCBBLjwvYXV0aG9yPjxhdXRob3I+V2lsbGlhbXMsIEIuPC9hdXRo
+b3I+PGF1dGhvcj5QYXJrZXIsIEsuIEguPC9hdXRob3I+PGF1dGhvcj5NYywgRy4gVGhvbSBTLiBB
+LjwvYXV0aG9yPjxhdXRob3I+SHVnaGVzLCBBLiBELjwvYXV0aG9yPjwvYXV0aG9ycz48L2NvbnRy
+aWJ1dG9ycz48YXV0aC1hZGRyZXNzPkZyb20gdGhlIEludGVybmF0aW9uYWwgQ2VudHJlIGZvciBD
+aXJjdWxhdG9yeSBIZWFsdGgsIE5hdGlvbmFsIEhlYXJ0IGFuZCBMdW5nIEluc3RpdHV0ZSwgSW1w
+ZXJpYWwgQ29sbGVnZSBIZWFsdGhjYXJlIE5IUyBUcnVzdCAoSi5FLkQuLCBELlAuRi4sIEEuTS4s
+IEouTS4sIFMuQS5NLlQuKSBhbmQgRGVwYXJ0bWVudCBvZiBCaW9lbmdpbmVlcmluZyAoSy5ILlAu
+KSwgSW1wZXJpYWwgQ29sbGVnZSBMb25kb24sIExvbmRvbiwgVW5pdGVkIEtpbmdkb207IEluc3Rp
+dHV0ZSBvZiBDYXJkaW92YXNjdWxhciBTY2llbmNlIGFuZCBOYXRpb25hbCBJbnN0aXR1dGUgZm9y
+IEhlYWx0aCBSZXNlYXJjaCAoTklIUiksIFVuaXZlcnNpdHkgQ29sbGVnZSBMb25kb24gSG9zcGl0
+YWxzIEJpb21lZGljYWwgUmVzZWFyY2ggQ2VudHJlLCBVbml2ZXJzaXR5IENvbGxlZ2UgTG9uZG9u
+LCBMb25kb24sIFVuaXRlZCBLaW5nZG9tIChQLkwuLCBULlQuLCBCLlcuLCBBLkQuSC4pOyBEZXBh
+cnRtZW50IG9mIENsaW5pY2FsIFBoYXJtYWNvbG9neSwgV2lsbGlhbSBIYXJ2ZXkgUmVzZWFyY2gg
+SW5zdGl0dXRlLCBCYXJ0JmFwb3M7cyBhbmQgVGhlIExvbmRvbiwgUXVlZW4gTWFyeSZhcG9zO3Mg
+U2Nob29sIG9mIE1lZGljaW5lIGFuZCBEZW50aXN0cnksIExvbmRvbiwgVW5pdGVkIEtpbmdkb20g
+KEQuQy4pOyBDYXJkaW92YXNjdWxhciBNZWRpY2luZSBhbmQgTnV0cml0aW9uIGF0IEtpbmcmYXBv
+cztzIENvbGxlZ2UgTG9uZG9uLCBMb25kb24sIFVuaXRlZCBLaW5nZG9tIChKLksuQy4pOyBhbmQg
+Um95YWwgQ29sbGVnZSBvZiBTdXJnZW9ucyBpbiBJcmVsYW5kLCBTdCBTdGVwaGVuJmFwb3M7cyBH
+cmVlbiwgRHVibGluLCBJcmVsYW5kIChBLlMuKS4mI3hEO0Zyb20gdGhlIEludGVybmF0aW9uYWwg
+Q2VudHJlIGZvciBDaXJjdWxhdG9yeSBIZWFsdGgsIE5hdGlvbmFsIEhlYXJ0IGFuZCBMdW5nIElu
+c3RpdHV0ZSwgSW1wZXJpYWwgQ29sbGVnZSBIZWFsdGhjYXJlIE5IUyBUcnVzdCAoSi5FLkQuLCBE
+LlAuRi4sIEEuTS4sIEouTS4sIFMuQS5NLlQuKSBhbmQgRGVwYXJ0bWVudCBvZiBCaW9lbmdpbmVl
+cmluZyAoSy5ILlAuKSwgSW1wZXJpYWwgQ29sbGVnZSBMb25kb24sIExvbmRvbiwgVW5pdGVkIEtp
+bmdkb207IEluc3RpdHV0ZSBvZiBDYXJkaW92YXNjdWxhciBTY2llbmNlIGFuZCBOYXRpb25hbCBJ
+bnN0aXR1dGUgZm9yIEhlYWx0aCBSZXNlYXJjaCAoTklIUiksIFVuaXZlcnNpdHkgQ29sbGVnZSBM
+b25kb24gSG9zcGl0YWxzIEJpb21lZGljYWwgUmVzZWFyY2ggQ2VudHJlLCBVbml2ZXJzaXR5IENv
+bGxlZ2UgTG9uZG9uLCBMb25kb24sIFVuaXRlZCBLaW5nZG9tIChQLkwuLCBULlQuLCBCLlcuLCBB
+LkQuSC4pOyBEZXBhcnRtZW50IG9mIENsaW5pY2FsIFBoYXJtYWNvbG9neSwgV2lsbGlhbSBIYXJ2
+ZXkgUmVzZWFyY2ggSW5zdGl0dXRlLCBCYXJ0JmFwb3M7cyBhbmQgVGhlIExvbmRvbiwgUXVlZW4g
+TWFyeSZhcG9zO3MgU2Nob29sIG9mIE1lZGljaW5lIGFuZCBEZW50aXN0cnksIExvbmRvbiwgVW5p
+dGVkIEtpbmdkb20gKEQuQy4pOyBDYXJkaW92YXNjdWxhciBNZWRpY2luZSBhbmQgTnV0cml0aW9u
+IGF0IEtpbmcmYXBvcztzIENvbGxlZ2UgTG9uZG9uLCBMb25kb24sIFVuaXRlZCBLaW5nZG9tIChK
+LksuQy4pOyBhbmQgUm95YWwgQ29sbGVnZSBvZiBTdXJnZW9ucyBpbiBJcmVsYW5kLCBTdCBTdGVw
+aGVuJmFwb3M7cyBHcmVlbiwgRHVibGluLCBJcmVsYW5kIChBLlMuKS4gYWx1bi5odWdoZXNAdWNs
+LmFjLnVrLjwvYXV0aC1hZGRyZXNzPjx0aXRsZXM+PHRpdGxlPkV4Y2VzcyBwcmVzc3VyZSBpbnRl
+Z3JhbCBwcmVkaWN0cyBjYXJkaW92YXNjdWxhciBldmVudHMgaW5kZXBlbmRlbnQgb2Ygb3RoZXIg
+cmlzayBmYWN0b3JzIGluIHRoZSBjb25kdWl0IGFydGVyeSBmdW5jdGlvbmFsIGV2YWx1YXRpb24g
+c3Vic3R1ZHkgb2YgQW5nbG8tU2NhbmRpbmF2aWFuIENhcmRpYWMgT3V0Y29tZXMgVHJpYWw8L3Rp
+dGxlPjxzZWNvbmRhcnktdGl0bGU+SHlwZXJ0ZW5zaW9uPC9zZWNvbmRhcnktdGl0bGU+PGFsdC10
+aXRsZT5IeXBlcnRlbnNpb248L2FsdC10aXRsZT48L3RpdGxlcz48cGVyaW9kaWNhbD48ZnVsbC10
+aXRsZT5IeXBlcnRlbnNpb248L2Z1bGwtdGl0bGU+PGFiYnItMT5IeXBlcnRlbnNpb248L2FiYnIt
+MT48YWJici0yPkh5cGVydGVuc2lvbjwvYWJici0yPjwvcGVyaW9kaWNhbD48YWx0LXBlcmlvZGlj
+YWw+PGZ1bGwtdGl0bGU+SHlwZXJ0ZW5zaW9uPC9mdWxsLXRpdGxlPjxhYmJyLTE+SHlwZXJ0ZW5z
+aW9uPC9hYmJyLTE+PGFiYnItMj5IeXBlcnRlbnNpb248L2FiYnItMj48L2FsdC1wZXJpb2RpY2Fs
+PjxwYWdlcz42MC04PC9wYWdlcz48dm9sdW1lPjY0PC92b2x1bWU+PG51bWJlcj4xPC9udW1iZXI+
+PGtleXdvcmRzPjxrZXl3b3JkPkFudGloeXBlcnRlbnNpdmUgQWdlbnRzL3BoYXJtYWNvbG9neS90
+aGVyYXBldXRpYyB1c2U8L2tleXdvcmQ+PGtleXdvcmQ+Qmxvb2QgUHJlc3N1cmUvZHJ1ZyBlZmZl
+Y3RzLypwaHlzaW9sb2d5PC9rZXl3b3JkPjxrZXl3b3JkPkNhcmRpb3Zhc2N1bGFyIERpc2Vhc2Vz
+L2NvbXBsaWNhdGlvbnMvKmRpYWdub3Npcy9waHlzaW9wYXRob2xvZ3k8L2tleXdvcmQ+PGtleXdv
+cmQ+Q2FyZGlvdmFzY3VsYXIgU3lzdGVtL3BoeXNpb3BhdGhvbG9neTwva2V5d29yZD48a2V5d29y
+ZD5DYXJvdGlkIEFydGVyeSwgQ29tbW9uL3BoeXNpb3BhdGhvbG9neTwva2V5d29yZD48a2V5d29y
+ZD5DYXJvdGlkIEludGltYS1NZWRpYSBUaGlja25lc3M8L2tleXdvcmQ+PGtleXdvcmQ+RmVtYWxl
+PC9rZXl3b3JkPjxrZXl3b3JkPkh1bWFuczwva2V5d29yZD48a2V5d29yZD5IeXBlcnRlbnNpb24v
+Y29tcGxpY2F0aW9ucy9kcnVnIHRoZXJhcHkvKnBoeXNpb3BhdGhvbG9neTwva2V5d29yZD48a2V5
+d29yZD5NYWxlPC9rZXl3b3JkPjxrZXl3b3JkPk1pZGRsZSBBZ2VkPC9rZXl3b3JkPjxrZXl3b3Jk
+PlByb3NwZWN0aXZlIFN0dWRpZXM8L2tleXdvcmQ+PGtleXdvcmQ+UmlzayBGYWN0b3JzPC9rZXl3
+b3JkPjxrZXl3b3JkPlZlbnRyaWN1bGFyIEZ1bmN0aW9uLCBMZWZ0LypwaHlzaW9sb2d5PC9rZXl3
+b3JkPjwva2V5d29yZHM+PGRhdGVzPjx5ZWFyPjIwMTQ8L3llYXI+PHB1Yi1kYXRlcz48ZGF0ZT5K
+dWw8L2RhdGU+PC9wdWItZGF0ZXM+PC9kYXRlcz48aXNibj4xNTI0LTQ1NjMgKEVsZWN0cm9uaWMp
+JiN4RDswMTk0LTkxMVggKExpbmtpbmcpPC9pc2JuPjxhY2Nlc3Npb24tbnVtPjI0ODIxOTQxPC9h
+Y2Nlc3Npb24tbnVtPjx1cmxzPjxyZWxhdGVkLXVybHM+PHVybD5odHRwOi8vd3d3Lm5jYmkubmxt
+Lm5paC5nb3YvcHVibWVkLzI0ODIxOTQxPC91cmw+PHVybD5odHRwOi8vaHlwZXIuYWhham91cm5h
+bHMub3JnL2NvbnRlbnQvNjQvMS82MC5mdWxsLnBkZjwvdXJsPjwvcmVsYXRlZC11cmxzPjwvdXJs
+cz48Y3VzdG9tMj40MDY3NTM0PC9jdXN0b20yPjxlbGVjdHJvbmljLXJlc291cmNlLW51bT4xMC4x
+MTYxL0hZUEVSVEVOU0lPTkFIQS4xMTMuMDI4Mzg8L2VsZWN0cm9uaWMtcmVzb3VyY2UtbnVtPjwv
+cmVjb3JkPjwvQ2l0ZT48L0VuZE5vdGU+
+</w:fldData>
+                              </w:fldChar>
+                            </w:r>
+                            <w:r>
+                              <w:rPr>
+                                <w:sz w:val="20"/>
+                                <w:szCs w:val="20"/>
+                              </w:rPr>
+                              <w:instrText xml:space="preserve"> ADDIN EN.CITE </w:instrText>
+                            </w:r>
+                            <w:r>
+                              <w:rPr>
+                                <w:sz w:val="20"/>
+                                <w:szCs w:val="20"/>
+                              </w:rPr>
+                              <w:fldChar w:fldCharType="begin">
+                                <w:fldData xml:space="preserve">PEVuZE5vdGU+PENpdGU+PEF1dGhvcj5EYXZpZXM8L0F1dGhvcj48WWVhcj4yMDE0PC9ZZWFyPjxS
+ZWNOdW0+MjEzNTwvUmVjTnVtPjxEaXNwbGF5VGV4dD48c3R5bGUgZmFjZT0ic3VwZXJzY3JpcHQi
+PjE8L3N0eWxlPjwvRGlzcGxheVRleHQ+PHJlY29yZD48cmVjLW51bWJlcj4yMTM1PC9yZWMtbnVt
+YmVyPjxmb3JlaWduLWtleXM+PGtleSBhcHA9IkVOIiBkYi1pZD0icGQ1emR3MHhvd3pldDVlZXN3
+dnB4ZHZtMjlmdnJwZHRlcmR2IiB0aW1lc3RhbXA9IjE0NDY0MzQ0MjkiPjIxMzU8L2tleT48a2V5
+IGFwcD0iRU5XZWIiIGRiLWlkPSIiPjA8L2tleT48L2ZvcmVpZ24ta2V5cz48cmVmLXR5cGUgbmFt
+ZT0iSm91cm5hbCBBcnRpY2xlIj4xNzwvcmVmLXR5cGU+PGNvbnRyaWJ1dG9ycz48YXV0aG9ycz48
+YXV0aG9yPkRhdmllcywgSi4gRS48L2F1dGhvcj48YXV0aG9yPkxhY3ksIFAuPC9hdXRob3I+PGF1
+dGhvcj5UaWxsaW4sIFQuPC9hdXRob3I+PGF1dGhvcj5Db2xsaWVyLCBELjwvYXV0aG9yPjxhdXRo
+b3I+Q3J1aWNrc2hhbmssIEouIEsuPC9hdXRob3I+PGF1dGhvcj5GcmFuY2lzLCBELiBQLjwvYXV0
+aG9yPjxhdXRob3I+TWFsYXdlZXJhLCBBLjwvYXV0aG9yPjxhdXRob3I+TWF5ZXQsIEouPC9hdXRo
+b3I+PGF1dGhvcj5TdGFudG9uLCBBLjwvYXV0aG9yPjxhdXRob3I+V2lsbGlhbXMsIEIuPC9hdXRo
+b3I+PGF1dGhvcj5QYXJrZXIsIEsuIEguPC9hdXRob3I+PGF1dGhvcj5NYywgRy4gVGhvbSBTLiBB
+LjwvYXV0aG9yPjxhdXRob3I+SHVnaGVzLCBBLiBELjwvYXV0aG9yPjwvYXV0aG9ycz48L2NvbnRy
+aWJ1dG9ycz48YXV0aC1hZGRyZXNzPkZyb20gdGhlIEludGVybmF0aW9uYWwgQ2VudHJlIGZvciBD
+aXJjdWxhdG9yeSBIZWFsdGgsIE5hdGlvbmFsIEhlYXJ0IGFuZCBMdW5nIEluc3RpdHV0ZSwgSW1w
+ZXJpYWwgQ29sbGVnZSBIZWFsdGhjYXJlIE5IUyBUcnVzdCAoSi5FLkQuLCBELlAuRi4sIEEuTS4s
+IEouTS4sIFMuQS5NLlQuKSBhbmQgRGVwYXJ0bWVudCBvZiBCaW9lbmdpbmVlcmluZyAoSy5ILlAu
+KSwgSW1wZXJpYWwgQ29sbGVnZSBMb25kb24sIExvbmRvbiwgVW5pdGVkIEtpbmdkb207IEluc3Rp
+dHV0ZSBvZiBDYXJkaW92YXNjdWxhciBTY2llbmNlIGFuZCBOYXRpb25hbCBJbnN0aXR1dGUgZm9y
+IEhlYWx0aCBSZXNlYXJjaCAoTklIUiksIFVuaXZlcnNpdHkgQ29sbGVnZSBMb25kb24gSG9zcGl0
+YWxzIEJpb21lZGljYWwgUmVzZWFyY2ggQ2VudHJlLCBVbml2ZXJzaXR5IENvbGxlZ2UgTG9uZG9u
+LCBMb25kb24sIFVuaXRlZCBLaW5nZG9tIChQLkwuLCBULlQuLCBCLlcuLCBBLkQuSC4pOyBEZXBh
+cnRtZW50IG9mIENsaW5pY2FsIFBoYXJtYWNvbG9neSwgV2lsbGlhbSBIYXJ2ZXkgUmVzZWFyY2gg
+SW5zdGl0dXRlLCBCYXJ0JmFwb3M7cyBhbmQgVGhlIExvbmRvbiwgUXVlZW4gTWFyeSZhcG9zO3Mg
+U2Nob29sIG9mIE1lZGljaW5lIGFuZCBEZW50aXN0cnksIExvbmRvbiwgVW5pdGVkIEtpbmdkb20g
+KEQuQy4pOyBDYXJkaW92YXNjdWxhciBNZWRpY2luZSBhbmQgTnV0cml0aW9uIGF0IEtpbmcmYXBv
+cztzIENvbGxlZ2UgTG9uZG9uLCBMb25kb24sIFVuaXRlZCBLaW5nZG9tIChKLksuQy4pOyBhbmQg
+Um95YWwgQ29sbGVnZSBvZiBTdXJnZW9ucyBpbiBJcmVsYW5kLCBTdCBTdGVwaGVuJmFwb3M7cyBH
+cmVlbiwgRHVibGluLCBJcmVsYW5kIChBLlMuKS4mI3hEO0Zyb20gdGhlIEludGVybmF0aW9uYWwg
+Q2VudHJlIGZvciBDaXJjdWxhdG9yeSBIZWFsdGgsIE5hdGlvbmFsIEhlYXJ0IGFuZCBMdW5nIElu
+c3RpdHV0ZSwgSW1wZXJpYWwgQ29sbGVnZSBIZWFsdGhjYXJlIE5IUyBUcnVzdCAoSi5FLkQuLCBE
+LlAuRi4sIEEuTS4sIEouTS4sIFMuQS5NLlQuKSBhbmQgRGVwYXJ0bWVudCBvZiBCaW9lbmdpbmVl
+cmluZyAoSy5ILlAuKSwgSW1wZXJpYWwgQ29sbGVnZSBMb25kb24sIExvbmRvbiwgVW5pdGVkIEtp
+bmdkb207IEluc3RpdHV0ZSBvZiBDYXJkaW92YXNjdWxhciBTY2llbmNlIGFuZCBOYXRpb25hbCBJ
+bnN0aXR1dGUgZm9yIEhlYWx0aCBSZXNlYXJjaCAoTklIUiksIFVuaXZlcnNpdHkgQ29sbGVnZSBM
+b25kb24gSG9zcGl0YWxzIEJpb21lZGljYWwgUmVzZWFyY2ggQ2VudHJlLCBVbml2ZXJzaXR5IENv
+bGxlZ2UgTG9uZG9uLCBMb25kb24sIFVuaXRlZCBLaW5nZG9tIChQLkwuLCBULlQuLCBCLlcuLCBB
+LkQuSC4pOyBEZXBhcnRtZW50IG9mIENsaW5pY2FsIFBoYXJtYWNvbG9neSwgV2lsbGlhbSBIYXJ2
+ZXkgUmVzZWFyY2ggSW5zdGl0dXRlLCBCYXJ0JmFwb3M7cyBhbmQgVGhlIExvbmRvbiwgUXVlZW4g
+TWFyeSZhcG9zO3MgU2Nob29sIG9mIE1lZGljaW5lIGFuZCBEZW50aXN0cnksIExvbmRvbiwgVW5p
+dGVkIEtpbmdkb20gKEQuQy4pOyBDYXJkaW92YXNjdWxhciBNZWRpY2luZSBhbmQgTnV0cml0aW9u
+IGF0IEtpbmcmYXBvcztzIENvbGxlZ2UgTG9uZG9uLCBMb25kb24sIFVuaXRlZCBLaW5nZG9tIChK
+LksuQy4pOyBhbmQgUm95YWwgQ29sbGVnZSBvZiBTdXJnZW9ucyBpbiBJcmVsYW5kLCBTdCBTdGVw
+aGVuJmFwb3M7cyBHcmVlbiwgRHVibGluLCBJcmVsYW5kIChBLlMuKS4gYWx1bi5odWdoZXNAdWNs
+LmFjLnVrLjwvYXV0aC1hZGRyZXNzPjx0aXRsZXM+PHRpdGxlPkV4Y2VzcyBwcmVzc3VyZSBpbnRl
+Z3JhbCBwcmVkaWN0cyBjYXJkaW92YXNjdWxhciBldmVudHMgaW5kZXBlbmRlbnQgb2Ygb3RoZXIg
+cmlzayBmYWN0b3JzIGluIHRoZSBjb25kdWl0IGFydGVyeSBmdW5jdGlvbmFsIGV2YWx1YXRpb24g
+c3Vic3R1ZHkgb2YgQW5nbG8tU2NhbmRpbmF2aWFuIENhcmRpYWMgT3V0Y29tZXMgVHJpYWw8L3Rp
+dGxlPjxzZWNvbmRhcnktdGl0bGU+SHlwZXJ0ZW5zaW9uPC9zZWNvbmRhcnktdGl0bGU+PGFsdC10
+aXRsZT5IeXBlcnRlbnNpb248L2FsdC10aXRsZT48L3RpdGxlcz48cGVyaW9kaWNhbD48ZnVsbC10
+aXRsZT5IeXBlcnRlbnNpb248L2Z1bGwtdGl0bGU+PGFiYnItMT5IeXBlcnRlbnNpb248L2FiYnIt
+MT48YWJici0yPkh5cGVydGVuc2lvbjwvYWJici0yPjwvcGVyaW9kaWNhbD48YWx0LXBlcmlvZGlj
+YWw+PGZ1bGwtdGl0bGU+SHlwZXJ0ZW5zaW9uPC9mdWxsLXRpdGxlPjxhYmJyLTE+SHlwZXJ0ZW5z
+aW9uPC9hYmJyLTE+PGFiYnItMj5IeXBlcnRlbnNpb248L2FiYnItMj48L2FsdC1wZXJpb2RpY2Fs
+PjxwYWdlcz42MC04PC9wYWdlcz48dm9sdW1lPjY0PC92b2x1bWU+PG51bWJlcj4xPC9udW1iZXI+
+PGtleXdvcmRzPjxrZXl3b3JkPkFudGloeXBlcnRlbnNpdmUgQWdlbnRzL3BoYXJtYWNvbG9neS90
+aGVyYXBldXRpYyB1c2U8L2tleXdvcmQ+PGtleXdvcmQ+Qmxvb2QgUHJlc3N1cmUvZHJ1ZyBlZmZl
+Y3RzLypwaHlzaW9sb2d5PC9rZXl3b3JkPjxrZXl3b3JkPkNhcmRpb3Zhc2N1bGFyIERpc2Vhc2Vz
+L2NvbXBsaWNhdGlvbnMvKmRpYWdub3Npcy9waHlzaW9wYXRob2xvZ3k8L2tleXdvcmQ+PGtleXdv
+cmQ+Q2FyZGlvdmFzY3VsYXIgU3lzdGVtL3BoeXNpb3BhdGhvbG9neTwva2V5d29yZD48a2V5d29y
+ZD5DYXJvdGlkIEFydGVyeSwgQ29tbW9uL3BoeXNpb3BhdGhvbG9neTwva2V5d29yZD48a2V5d29y
+ZD5DYXJvdGlkIEludGltYS1NZWRpYSBUaGlja25lc3M8L2tleXdvcmQ+PGtleXdvcmQ+RmVtYWxl
+PC9rZXl3b3JkPjxrZXl3b3JkPkh1bWFuczwva2V5d29yZD48a2V5d29yZD5IeXBlcnRlbnNpb24v
+Y29tcGxpY2F0aW9ucy9kcnVnIHRoZXJhcHkvKnBoeXNpb3BhdGhvbG9neTwva2V5d29yZD48a2V5
+d29yZD5NYWxlPC9rZXl3b3JkPjxrZXl3b3JkPk1pZGRsZSBBZ2VkPC9rZXl3b3JkPjxrZXl3b3Jk
+PlByb3NwZWN0aXZlIFN0dWRpZXM8L2tleXdvcmQ+PGtleXdvcmQ+UmlzayBGYWN0b3JzPC9rZXl3
+b3JkPjxrZXl3b3JkPlZlbnRyaWN1bGFyIEZ1bmN0aW9uLCBMZWZ0LypwaHlzaW9sb2d5PC9rZXl3
+b3JkPjwva2V5d29yZHM+PGRhdGVzPjx5ZWFyPjIwMTQ8L3llYXI+PHB1Yi1kYXRlcz48ZGF0ZT5K
+dWw8L2RhdGU+PC9wdWItZGF0ZXM+PC9kYXRlcz48aXNibj4xNTI0LTQ1NjMgKEVsZWN0cm9uaWMp
+JiN4RDswMTk0LTkxMVggKExpbmtpbmcpPC9pc2JuPjxhY2Nlc3Npb24tbnVtPjI0ODIxOTQxPC9h
+Y2Nlc3Npb24tbnVtPjx1cmxzPjxyZWxhdGVkLXVybHM+PHVybD5odHRwOi8vd3d3Lm5jYmkubmxt
+Lm5paC5nb3YvcHVibWVkLzI0ODIxOTQxPC91cmw+PHVybD5odHRwOi8vaHlwZXIuYWhham91cm5h
+bHMub3JnL2NvbnRlbnQvNjQvMS82MC5mdWxsLnBkZjwvdXJsPjwvcmVsYXRlZC11cmxzPjwvdXJs
+cz48Y3VzdG9tMj40MDY3NTM0PC9jdXN0b20yPjxlbGVjdHJvbmljLXJlc291cmNlLW51bT4xMC4x
+MTYxL0hZUEVSVEVOU0lPTkFIQS4xMTMuMDI4Mzg8L2VsZWN0cm9uaWMtcmVzb3VyY2UtbnVtPjwv
+cmVjb3JkPjwvQ2l0ZT48L0VuZE5vdGU+
+</w:fldData>
+                              </w:fldChar>
+                            </w:r>
+                            <w:r>
+                              <w:rPr>
+                                <w:sz w:val="20"/>
+                                <w:szCs w:val="20"/>
+                              </w:rPr>
+                              <w:instrText xml:space="preserve"> ADDIN EN.CITE.DATA </w:instrText>
+                            </w:r>
+                            <w:r>
+                              <w:rPr>
+                                <w:sz w:val="20"/>
+                                <w:szCs w:val="20"/>
+                              </w:rPr>
+                            </w:r>
+                            <w:r>
+                              <w:rPr>
+                                <w:sz w:val="20"/>
+                                <w:szCs w:val="20"/>
+                              </w:rPr>
+                              <w:fldChar w:fldCharType="end"/>
+                            </w:r>
+                            <w:r>
+                              <w:rPr>
+                                <w:sz w:val="20"/>
+                                <w:szCs w:val="20"/>
+                              </w:rPr>
+                              <w:fldChar w:fldCharType="separate"/>
+                            </w:r>
+                            <w:r>
+                              <w:rPr>
+                                <w:noProof/>
+                                <w:sz w:val="20"/>
+                                <w:szCs w:val="20"/>
+                                <w:vertAlign w:val="superscript"/>
+                              </w:rPr>
+                              <w:t>1</w:t>
+                            </w:r>
+                            <w:r>
+                              <w:rPr>
+                                <w:sz w:val="20"/>
+                                <w:szCs w:val="20"/>
+                              </w:rPr>
+                              <w:fldChar w:fldCharType="end"/>
+                            </w:r>
+                          </w:p>
+                        </w:txbxContent>
+                      </wps:txbx>
+                      <wps:bodyPr rot="0" vert="horz" wrap="square" lIns="91440" tIns="45720" rIns="91440" bIns="45720" anchor="t" anchorCtr="0">
+                        <a:noAutofit/>
+                      </wps:bodyPr>
+                    </wps:wsp>
+                  </a:graphicData>
+                </a:graphic>
+                <wp14:sizeRelH relativeFrom="margin">
+                  <wp14:pctWidth>0</wp14:pctWidth>
+                </wp14:sizeRelH>
+                <wp14:sizeRelV relativeFrom="margin">
+                  <wp14:pctHeight>0</wp14:pctHeight>
+                </wp14:sizeRelV>
+              </wp:anchor>
+            </w:drawing>
+          </mc:Choice>
+          <mc:Fallback>
+            <w:pict>
+              <v:shape w14:anchorId="00D3CC6E" id="Text Box 2" o:spid="_x0000_s1027" type="#_x0000_t202" style="position:absolute;margin-left:.4pt;margin-top:85.2pt;width:439pt;height:61.8pt;z-index:251662336;visibility:visible;mso-wrap-style:square;mso-width-percent:0;mso-height-percent:0;mso-wrap-distance-left:9pt;mso-wrap-distance-top:3.6pt;mso-wrap-distance-right:9pt;mso-wrap-distance-bottom:3.6pt;mso-position-horizontal:absolute;mso-position-horizontal-relative:text;mso-position-vertical:absolute;mso-position-vertical-relative:text;mso-width-percent:0;mso-height-percent:0;mso-width-relative:margin;mso-height-relative:margin;v-text-anchor:top" o:gfxdata="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" strokeweight="1pt">
+                <v:textbox>
+                  <w:txbxContent>
+                    <w:p>
+                      <w:r>
+                        <w:rPr>
+                          <w:sz w:val="20"/>
+                          <w:szCs w:val="20"/>
+                        </w:rPr>
+                        <w:t>NB: Since 2020, an improved algorithm for fitting the reservoir in diastole has been used – this excludes any hump or upstroke at the end of diastole from the fit. This results in lower values for P</w:t>
+                      </w:r>
+                      <w:r>
+                        <w:rPr>
+                          <w:rFonts w:ascii="Times New Roman" w:hAnsi="Times New Roman" w:cs="Times New Roman"/>
+                          <w:sz w:val="20"/>
+                          <w:szCs w:val="20"/>
+                          <w:vertAlign w:val="subscript"/>
+                        </w:rPr>
+                        <w:t>∞</w:t>
+                      </w:r>
+                      <w:r>
+                        <w:rPr>
+                          <w:sz w:val="20"/>
+                          <w:szCs w:val="20"/>
+                          <w:vertAlign w:val="subscript"/>
+                        </w:rPr>
+                        <w:t xml:space="preserve"> </w:t>
+                      </w:r>
+                      <w:r>
+                        <w:rPr>
+                          <w:sz w:val="20"/>
+                          <w:szCs w:val="20"/>
+                        </w:rPr>
+                        <w:t xml:space="preserve">and slightly different values for other reservoir parameters from those described </w:t>
+                      </w:r>
+                      <w:r>
+                        <w:rPr>
+                          <w:sz w:val="20"/>
+                          <w:szCs w:val="20"/>
+                        </w:rPr>
+                        <w:t>by Davie</w:t>
+                      </w:r>
+                      <w:r>
+                        <w:rPr>
+                          <w:sz w:val="20"/>
+                          <w:szCs w:val="20"/>
+                        </w:rPr>
+                        <w:t>s</w:t>
+                      </w:r>
+                      <w:r>
+                        <w:rPr>
+                          <w:sz w:val="20"/>
+                          <w:szCs w:val="20"/>
+                        </w:rPr>
+                        <w:t xml:space="preserve"> et al</w:t>
+                      </w:r>
+                      <w:r>
+                        <w:rPr>
+                          <w:sz w:val="20"/>
+                          <w:szCs w:val="20"/>
+                        </w:rPr>
+                        <w:t>.</w:t>
+                      </w:r>
+                      <w:r>
+                        <w:rPr>
+                          <w:sz w:val="20"/>
+                          <w:szCs w:val="20"/>
+                        </w:rPr>
+                        <w:fldChar w:fldCharType="begin">
+                          <w:fldData xml:space="preserve">PEVuZE5vdGU+PENpdGU+PEF1dGhvcj5EYXZpZXM8L0F1dGhvcj48WWVhcj4yMDE0PC9ZZWFyPjxS
+ZWNOdW0+MjEzNTwvUmVjTnVtPjxEaXNwbGF5VGV4dD48c3R5bGUgZmFjZT0ic3VwZXJzY3JpcHQi
+PjE8L3N0eWxlPjwvRGlzcGxheVRleHQ+PHJlY29yZD48cmVjLW51bWJlcj4yMTM1PC9yZWMtbnVt
+YmVyPjxmb3JlaWduLWtleXM+PGtleSBhcHA9IkVOIiBkYi1pZD0icGQ1emR3MHhvd3pldDVlZXN3
+dnB4ZHZtMjlmdnJwZHRlcmR2IiB0aW1lc3RhbXA9IjE0NDY0MzQ0MjkiPjIxMzU8L2tleT48a2V5
+IGFwcD0iRU5XZWIiIGRiLWlkPSIiPjA8L2tleT48L2ZvcmVpZ24ta2V5cz48cmVmLXR5cGUgbmFt
+ZT0iSm91cm5hbCBBcnRpY2xlIj4xNzwvcmVmLXR5cGU+PGNvbnRyaWJ1dG9ycz48YXV0aG9ycz48
+YXV0aG9yPkRhdmllcywgSi4gRS48L2F1dGhvcj48YXV0aG9yPkxhY3ksIFAuPC9hdXRob3I+PGF1
+dGhvcj5UaWxsaW4sIFQuPC9hdXRob3I+PGF1dGhvcj5Db2xsaWVyLCBELjwvYXV0aG9yPjxhdXRo
+b3I+Q3J1aWNrc2hhbmssIEouIEsuPC9hdXRob3I+PGF1dGhvcj5GcmFuY2lzLCBELiBQLjwvYXV0
+aG9yPjxhdXRob3I+TWFsYXdlZXJhLCBBLjwvYXV0aG9yPjxhdXRob3I+TWF5ZXQsIEouPC9hdXRo
+b3I+PGF1dGhvcj5TdGFudG9uLCBBLjwvYXV0aG9yPjxhdXRob3I+V2lsbGlhbXMsIEIuPC9hdXRo
+b3I+PGF1dGhvcj5QYXJrZXIsIEsuIEguPC9hdXRob3I+PGF1dGhvcj5NYywgRy4gVGhvbSBTLiBB
+LjwvYXV0aG9yPjxhdXRob3I+SHVnaGVzLCBBLiBELjwvYXV0aG9yPjwvYXV0aG9ycz48L2NvbnRy
+aWJ1dG9ycz48YXV0aC1hZGRyZXNzPkZyb20gdGhlIEludGVybmF0aW9uYWwgQ2VudHJlIGZvciBD
+aXJjdWxhdG9yeSBIZWFsdGgsIE5hdGlvbmFsIEhlYXJ0IGFuZCBMdW5nIEluc3RpdHV0ZSwgSW1w
+ZXJpYWwgQ29sbGVnZSBIZWFsdGhjYXJlIE5IUyBUcnVzdCAoSi5FLkQuLCBELlAuRi4sIEEuTS4s
+IEouTS4sIFMuQS5NLlQuKSBhbmQgRGVwYXJ0bWVudCBvZiBCaW9lbmdpbmVlcmluZyAoSy5ILlAu
+KSwgSW1wZXJpYWwgQ29sbGVnZSBMb25kb24sIExvbmRvbiwgVW5pdGVkIEtpbmdkb207IEluc3Rp
+dHV0ZSBvZiBDYXJkaW92YXNjdWxhciBTY2llbmNlIGFuZCBOYXRpb25hbCBJbnN0aXR1dGUgZm9y
+IEhlYWx0aCBSZXNlYXJjaCAoTklIUiksIFVuaXZlcnNpdHkgQ29sbGVnZSBMb25kb24gSG9zcGl0
+YWxzIEJpb21lZGljYWwgUmVzZWFyY2ggQ2VudHJlLCBVbml2ZXJzaXR5IENvbGxlZ2UgTG9uZG9u
+LCBMb25kb24sIFVuaXRlZCBLaW5nZG9tIChQLkwuLCBULlQuLCBCLlcuLCBBLkQuSC4pOyBEZXBh
+cnRtZW50IG9mIENsaW5pY2FsIFBoYXJtYWNvbG9neSwgV2lsbGlhbSBIYXJ2ZXkgUmVzZWFyY2gg
+SW5zdGl0dXRlLCBCYXJ0JmFwb3M7cyBhbmQgVGhlIExvbmRvbiwgUXVlZW4gTWFyeSZhcG9zO3Mg
+U2Nob29sIG9mIE1lZGljaW5lIGFuZCBEZW50aXN0cnksIExvbmRvbiwgVW5pdGVkIEtpbmdkb20g
+KEQuQy4pOyBDYXJkaW92YXNjdWxhciBNZWRpY2luZSBhbmQgTnV0cml0aW9uIGF0IEtpbmcmYXBv
+cztzIENvbGxlZ2UgTG9uZG9uLCBMb25kb24sIFVuaXRlZCBLaW5nZG9tIChKLksuQy4pOyBhbmQg
+Um95YWwgQ29sbGVnZSBvZiBTdXJnZW9ucyBpbiBJcmVsYW5kLCBTdCBTdGVwaGVuJmFwb3M7cyBH
+cmVlbiwgRHVibGluLCBJcmVsYW5kIChBLlMuKS4mI3hEO0Zyb20gdGhlIEludGVybmF0aW9uYWwg
+Q2VudHJlIGZvciBDaXJjdWxhdG9yeSBIZWFsdGgsIE5hdGlvbmFsIEhlYXJ0IGFuZCBMdW5nIElu
+c3RpdHV0ZSwgSW1wZXJpYWwgQ29sbGVnZSBIZWFsdGhjYXJlIE5IUyBUcnVzdCAoSi5FLkQuLCBE
+LlAuRi4sIEEuTS4sIEouTS4sIFMuQS5NLlQuKSBhbmQgRGVwYXJ0bWVudCBvZiBCaW9lbmdpbmVl
+cmluZyAoSy5ILlAuKSwgSW1wZXJpYWwgQ29sbGVnZSBMb25kb24sIExvbmRvbiwgVW5pdGVkIEtp
+bmdkb207IEluc3RpdHV0ZSBvZiBDYXJkaW92YXNjdWxhciBTY2llbmNlIGFuZCBOYXRpb25hbCBJ
+bnN0aXR1dGUgZm9yIEhlYWx0aCBSZXNlYXJjaCAoTklIUiksIFVuaXZlcnNpdHkgQ29sbGVnZSBM
+b25kb24gSG9zcGl0YWxzIEJpb21lZGljYWwgUmVzZWFyY2ggQ2VudHJlLCBVbml2ZXJzaXR5IENv
+bGxlZ2UgTG9uZG9uLCBMb25kb24sIFVuaXRlZCBLaW5nZG9tIChQLkwuLCBULlQuLCBCLlcuLCBB
+LkQuSC4pOyBEZXBhcnRtZW50IG9mIENsaW5pY2FsIFBoYXJtYWNvbG9neSwgV2lsbGlhbSBIYXJ2
+ZXkgUmVzZWFyY2ggSW5zdGl0dXRlLCBCYXJ0JmFwb3M7cyBhbmQgVGhlIExvbmRvbiwgUXVlZW4g
+TWFyeSZhcG9zO3MgU2Nob29sIG9mIE1lZGljaW5lIGFuZCBEZW50aXN0cnksIExvbmRvbiwgVW5p
+dGVkIEtpbmdkb20gKEQuQy4pOyBDYXJkaW92YXNjdWxhciBNZWRpY2luZSBhbmQgTnV0cml0aW9u
+IGF0IEtpbmcmYXBvcztzIENvbGxlZ2UgTG9uZG9uLCBMb25kb24sIFVuaXRlZCBLaW5nZG9tIChK
+LksuQy4pOyBhbmQgUm95YWwgQ29sbGVnZSBvZiBTdXJnZW9ucyBpbiBJcmVsYW5kLCBTdCBTdGVw
+aGVuJmFwb3M7cyBHcmVlbiwgRHVibGluLCBJcmVsYW5kIChBLlMuKS4gYWx1bi5odWdoZXNAdWNs
+LmFjLnVrLjwvYXV0aC1hZGRyZXNzPjx0aXRsZXM+PHRpdGxlPkV4Y2VzcyBwcmVzc3VyZSBpbnRl
+Z3JhbCBwcmVkaWN0cyBjYXJkaW92YXNjdWxhciBldmVudHMgaW5kZXBlbmRlbnQgb2Ygb3RoZXIg
+cmlzayBmYWN0b3JzIGluIHRoZSBjb25kdWl0IGFydGVyeSBmdW5jdGlvbmFsIGV2YWx1YXRpb24g
+c3Vic3R1ZHkgb2YgQW5nbG8tU2NhbmRpbmF2aWFuIENhcmRpYWMgT3V0Y29tZXMgVHJpYWw8L3Rp
+dGxlPjxzZWNvbmRhcnktdGl0bGU+SHlwZXJ0ZW5zaW9uPC9zZWNvbmRhcnktdGl0bGU+PGFsdC10
+aXRsZT5IeXBlcnRlbnNpb248L2FsdC10aXRsZT48L3RpdGxlcz48cGVyaW9kaWNhbD48ZnVsbC10
+aXRsZT5IeXBlcnRlbnNpb248L2Z1bGwtdGl0bGU+PGFiYnItMT5IeXBlcnRlbnNpb248L2FiYnIt
+MT48YWJici0yPkh5cGVydGVuc2lvbjwvYWJici0yPjwvcGVyaW9kaWNhbD48YWx0LXBlcmlvZGlj
+YWw+PGZ1bGwtdGl0bGU+SHlwZXJ0ZW5zaW9uPC9mdWxsLXRpdGxlPjxhYmJyLTE+SHlwZXJ0ZW5z
+aW9uPC9hYmJyLTE+PGFiYnItMj5IeXBlcnRlbnNpb248L2FiYnItMj48L2FsdC1wZXJpb2RpY2Fs
+PjxwYWdlcz42MC04PC9wYWdlcz48dm9sdW1lPjY0PC92b2x1bWU+PG51bWJlcj4xPC9udW1iZXI+
+PGtleXdvcmRzPjxrZXl3b3JkPkFudGloeXBlcnRlbnNpdmUgQWdlbnRzL3BoYXJtYWNvbG9neS90
+aGVyYXBldXRpYyB1c2U8L2tleXdvcmQ+PGtleXdvcmQ+Qmxvb2QgUHJlc3N1cmUvZHJ1ZyBlZmZl
+Y3RzLypwaHlzaW9sb2d5PC9rZXl3b3JkPjxrZXl3b3JkPkNhcmRpb3Zhc2N1bGFyIERpc2Vhc2Vz
+L2NvbXBsaWNhdGlvbnMvKmRpYWdub3Npcy9waHlzaW9wYXRob2xvZ3k8L2tleXdvcmQ+PGtleXdv
+cmQ+Q2FyZGlvdmFzY3VsYXIgU3lzdGVtL3BoeXNpb3BhdGhvbG9neTwva2V5d29yZD48a2V5d29y
+ZD5DYXJvdGlkIEFydGVyeSwgQ29tbW9uL3BoeXNpb3BhdGhvbG9neTwva2V5d29yZD48a2V5d29y
+ZD5DYXJvdGlkIEludGltYS1NZWRpYSBUaGlja25lc3M8L2tleXdvcmQ+PGtleXdvcmQ+RmVtYWxl
+PC9rZXl3b3JkPjxrZXl3b3JkPkh1bWFuczwva2V5d29yZD48a2V5d29yZD5IeXBlcnRlbnNpb24v
+Y29tcGxpY2F0aW9ucy9kcnVnIHRoZXJhcHkvKnBoeXNpb3BhdGhvbG9neTwva2V5d29yZD48a2V5
+d29yZD5NYWxlPC9rZXl3b3JkPjxrZXl3b3JkPk1pZGRsZSBBZ2VkPC9rZXl3b3JkPjxrZXl3b3Jk
+PlByb3NwZWN0aXZlIFN0dWRpZXM8L2tleXdvcmQ+PGtleXdvcmQ+UmlzayBGYWN0b3JzPC9rZXl3
+b3JkPjxrZXl3b3JkPlZlbnRyaWN1bGFyIEZ1bmN0aW9uLCBMZWZ0LypwaHlzaW9sb2d5PC9rZXl3
+b3JkPjwva2V5d29yZHM+PGRhdGVzPjx5ZWFyPjIwMTQ8L3llYXI+PHB1Yi1kYXRlcz48ZGF0ZT5K
+dWw8L2RhdGU+PC9wdWItZGF0ZXM+PC9kYXRlcz48aXNibj4xNTI0LTQ1NjMgKEVsZWN0cm9uaWMp
+JiN4RDswMTk0LTkxMVggKExpbmtpbmcpPC9pc2JuPjxhY2Nlc3Npb24tbnVtPjI0ODIxOTQxPC9h
+Y2Nlc3Npb24tbnVtPjx1cmxzPjxyZWxhdGVkLXVybHM+PHVybD5odHRwOi8vd3d3Lm5jYmkubmxt
+Lm5paC5nb3YvcHVibWVkLzI0ODIxOTQxPC91cmw+PHVybD5odHRwOi8vaHlwZXIuYWhham91cm5h
+bHMub3JnL2NvbnRlbnQvNjQvMS82MC5mdWxsLnBkZjwvdXJsPjwvcmVsYXRlZC11cmxzPjwvdXJs
+cz48Y3VzdG9tMj40MDY3NTM0PC9jdXN0b20yPjxlbGVjdHJvbmljLXJlc291cmNlLW51bT4xMC4x
+MTYxL0hZUEVSVEVOU0lPTkFIQS4xMTMuMDI4Mzg8L2VsZWN0cm9uaWMtcmVzb3VyY2UtbnVtPjwv
+cmVjb3JkPjwvQ2l0ZT48L0VuZE5vdGU+
+</w:fldData>
+                        </w:fldChar>
+                      </w:r>
+                      <w:r>
+                        <w:rPr>
+                          <w:sz w:val="20"/>
+                          <w:szCs w:val="20"/>
+                        </w:rPr>
+                        <w:instrText xml:space="preserve"> ADDIN EN.CITE </w:instrText>
+                      </w:r>
+                      <w:r>
+                        <w:rPr>
+                          <w:sz w:val="20"/>
+                          <w:szCs w:val="20"/>
+                        </w:rPr>
+                        <w:fldChar w:fldCharType="begin">
+                          <w:fldData xml:space="preserve">PEVuZE5vdGU+PENpdGU+PEF1dGhvcj5EYXZpZXM8L0F1dGhvcj48WWVhcj4yMDE0PC9ZZWFyPjxS
+ZWNOdW0+MjEzNTwvUmVjTnVtPjxEaXNwbGF5VGV4dD48c3R5bGUgZmFjZT0ic3VwZXJzY3JpcHQi
+PjE8L3N0eWxlPjwvRGlzcGxheVRleHQ+PHJlY29yZD48cmVjLW51bWJlcj4yMTM1PC9yZWMtbnVt
+YmVyPjxmb3JlaWduLWtleXM+PGtleSBhcHA9IkVOIiBkYi1pZD0icGQ1emR3MHhvd3pldDVlZXN3
+dnB4ZHZtMjlmdnJwZHRlcmR2IiB0aW1lc3RhbXA9IjE0NDY0MzQ0MjkiPjIxMzU8L2tleT48a2V5
+IGFwcD0iRU5XZWIiIGRiLWlkPSIiPjA8L2tleT48L2ZvcmVpZ24ta2V5cz48cmVmLXR5cGUgbmFt
+ZT0iSm91cm5hbCBBcnRpY2xlIj4xNzwvcmVmLXR5cGU+PGNvbnRyaWJ1dG9ycz48YXV0aG9ycz48
+YXV0aG9yPkRhdmllcywgSi4gRS48L2F1dGhvcj48YXV0aG9yPkxhY3ksIFAuPC9hdXRob3I+PGF1
+dGhvcj5UaWxsaW4sIFQuPC9hdXRob3I+PGF1dGhvcj5Db2xsaWVyLCBELjwvYXV0aG9yPjxhdXRo
+b3I+Q3J1aWNrc2hhbmssIEouIEsuPC9hdXRob3I+PGF1dGhvcj5GcmFuY2lzLCBELiBQLjwvYXV0
+aG9yPjxhdXRob3I+TWFsYXdlZXJhLCBBLjwvYXV0aG9yPjxhdXRob3I+TWF5ZXQsIEouPC9hdXRo
+b3I+PGF1dGhvcj5TdGFudG9uLCBBLjwvYXV0aG9yPjxhdXRob3I+V2lsbGlhbXMsIEIuPC9hdXRo
+b3I+PGF1dGhvcj5QYXJrZXIsIEsuIEguPC9hdXRob3I+PGF1dGhvcj5NYywgRy4gVGhvbSBTLiBB
+LjwvYXV0aG9yPjxhdXRob3I+SHVnaGVzLCBBLiBELjwvYXV0aG9yPjwvYXV0aG9ycz48L2NvbnRy
+aWJ1dG9ycz48YXV0aC1hZGRyZXNzPkZyb20gdGhlIEludGVybmF0aW9uYWwgQ2VudHJlIGZvciBD
+aXJjdWxhdG9yeSBIZWFsdGgsIE5hdGlvbmFsIEhlYXJ0IGFuZCBMdW5nIEluc3RpdHV0ZSwgSW1w
+ZXJpYWwgQ29sbGVnZSBIZWFsdGhjYXJlIE5IUyBUcnVzdCAoSi5FLkQuLCBELlAuRi4sIEEuTS4s
+IEouTS4sIFMuQS5NLlQuKSBhbmQgRGVwYXJ0bWVudCBvZiBCaW9lbmdpbmVlcmluZyAoSy5ILlAu
+KSwgSW1wZXJpYWwgQ29sbGVnZSBMb25kb24sIExvbmRvbiwgVW5pdGVkIEtpbmdkb207IEluc3Rp
+dHV0ZSBvZiBDYXJkaW92YXNjdWxhciBTY2llbmNlIGFuZCBOYXRpb25hbCBJbnN0aXR1dGUgZm9y
+IEhlYWx0aCBSZXNlYXJjaCAoTklIUiksIFVuaXZlcnNpdHkgQ29sbGVnZSBMb25kb24gSG9zcGl0
+YWxzIEJpb21lZGljYWwgUmVzZWFyY2ggQ2VudHJlLCBVbml2ZXJzaXR5IENvbGxlZ2UgTG9uZG9u
+LCBMb25kb24sIFVuaXRlZCBLaW5nZG9tIChQLkwuLCBULlQuLCBCLlcuLCBBLkQuSC4pOyBEZXBh
+cnRtZW50IG9mIENsaW5pY2FsIFBoYXJtYWNvbG9neSwgV2lsbGlhbSBIYXJ2ZXkgUmVzZWFyY2gg
+SW5zdGl0dXRlLCBCYXJ0JmFwb3M7cyBhbmQgVGhlIExvbmRvbiwgUXVlZW4gTWFyeSZhcG9zO3Mg
+U2Nob29sIG9mIE1lZGljaW5lIGFuZCBEZW50aXN0cnksIExvbmRvbiwgVW5pdGVkIEtpbmdkb20g
+KEQuQy4pOyBDYXJkaW92YXNjdWxhciBNZWRpY2luZSBhbmQgTnV0cml0aW9uIGF0IEtpbmcmYXBv
+cztzIENvbGxlZ2UgTG9uZG9uLCBMb25kb24sIFVuaXRlZCBLaW5nZG9tIChKLksuQy4pOyBhbmQg
+Um95YWwgQ29sbGVnZSBvZiBTdXJnZW9ucyBpbiBJcmVsYW5kLCBTdCBTdGVwaGVuJmFwb3M7cyBH
+cmVlbiwgRHVibGluLCBJcmVsYW5kIChBLlMuKS4mI3hEO0Zyb20gdGhlIEludGVybmF0aW9uYWwg
+Q2VudHJlIGZvciBDaXJjdWxhdG9yeSBIZWFsdGgsIE5hdGlvbmFsIEhlYXJ0IGFuZCBMdW5nIElu
+c3RpdHV0ZSwgSW1wZXJpYWwgQ29sbGVnZSBIZWFsdGhjYXJlIE5IUyBUcnVzdCAoSi5FLkQuLCBE
+LlAuRi4sIEEuTS4sIEouTS4sIFMuQS5NLlQuKSBhbmQgRGVwYXJ0bWVudCBvZiBCaW9lbmdpbmVl
+cmluZyAoSy5ILlAuKSwgSW1wZXJpYWwgQ29sbGVnZSBMb25kb24sIExvbmRvbiwgVW5pdGVkIEtp
+bmdkb207IEluc3RpdHV0ZSBvZiBDYXJkaW92YXNjdWxhciBTY2llbmNlIGFuZCBOYXRpb25hbCBJ
+bnN0aXR1dGUgZm9yIEhlYWx0aCBSZXNlYXJjaCAoTklIUiksIFVuaXZlcnNpdHkgQ29sbGVnZSBM
+b25kb24gSG9zcGl0YWxzIEJpb21lZGljYWwgUmVzZWFyY2ggQ2VudHJlLCBVbml2ZXJzaXR5IENv
+bGxlZ2UgTG9uZG9uLCBMb25kb24sIFVuaXRlZCBLaW5nZG9tIChQLkwuLCBULlQuLCBCLlcuLCBB
+LkQuSC4pOyBEZXBhcnRtZW50IG9mIENsaW5pY2FsIFBoYXJtYWNvbG9neSwgV2lsbGlhbSBIYXJ2
+ZXkgUmVzZWFyY2ggSW5zdGl0dXRlLCBCYXJ0JmFwb3M7cyBhbmQgVGhlIExvbmRvbiwgUXVlZW4g
+TWFyeSZhcG9zO3MgU2Nob29sIG9mIE1lZGljaW5lIGFuZCBEZW50aXN0cnksIExvbmRvbiwgVW5p
+dGVkIEtpbmdkb20gKEQuQy4pOyBDYXJkaW92YXNjdWxhciBNZWRpY2luZSBhbmQgTnV0cml0aW9u
+IGF0IEtpbmcmYXBvcztzIENvbGxlZ2UgTG9uZG9uLCBMb25kb24sIFVuaXRlZCBLaW5nZG9tIChK
+LksuQy4pOyBhbmQgUm95YWwgQ29sbGVnZSBvZiBTdXJnZW9ucyBpbiBJcmVsYW5kLCBTdCBTdGVw
+aGVuJmFwb3M7cyBHcmVlbiwgRHVibGluLCBJcmVsYW5kIChBLlMuKS4gYWx1bi5odWdoZXNAdWNs
+LmFjLnVrLjwvYXV0aC1hZGRyZXNzPjx0aXRsZXM+PHRpdGxlPkV4Y2VzcyBwcmVzc3VyZSBpbnRl
+Z3JhbCBwcmVkaWN0cyBjYXJkaW92YXNjdWxhciBldmVudHMgaW5kZXBlbmRlbnQgb2Ygb3RoZXIg
+cmlzayBmYWN0b3JzIGluIHRoZSBjb25kdWl0IGFydGVyeSBmdW5jdGlvbmFsIGV2YWx1YXRpb24g
+c3Vic3R1ZHkgb2YgQW5nbG8tU2NhbmRpbmF2aWFuIENhcmRpYWMgT3V0Y29tZXMgVHJpYWw8L3Rp
+dGxlPjxzZWNvbmRhcnktdGl0bGU+SHlwZXJ0ZW5zaW9uPC9zZWNvbmRhcnktdGl0bGU+PGFsdC10
+aXRsZT5IeXBlcnRlbnNpb248L2FsdC10aXRsZT48L3RpdGxlcz48cGVyaW9kaWNhbD48ZnVsbC10
+aXRsZT5IeXBlcnRlbnNpb248L2Z1bGwtdGl0bGU+PGFiYnItMT5IeXBlcnRlbnNpb248L2FiYnIt
+MT48YWJici0yPkh5cGVydGVuc2lvbjwvYWJici0yPjwvcGVyaW9kaWNhbD48YWx0LXBlcmlvZGlj
+YWw+PGZ1bGwtdGl0bGU+SHlwZXJ0ZW5zaW9uPC9mdWxsLXRpdGxlPjxhYmJyLTE+SHlwZXJ0ZW5z
+aW9uPC9hYmJyLTE+PGFiYnItMj5IeXBlcnRlbnNpb248L2FiYnItMj48L2FsdC1wZXJpb2RpY2Fs
+PjxwYWdlcz42MC04PC9wYWdlcz48dm9sdW1lPjY0PC92b2x1bWU+PG51bWJlcj4xPC9udW1iZXI+
+PGtleXdvcmRzPjxrZXl3b3JkPkFudGloeXBlcnRlbnNpdmUgQWdlbnRzL3BoYXJtYWNvbG9neS90
+aGVyYXBldXRpYyB1c2U8L2tleXdvcmQ+PGtleXdvcmQ+Qmxvb2QgUHJlc3N1cmUvZHJ1ZyBlZmZl
+Y3RzLypwaHlzaW9sb2d5PC9rZXl3b3JkPjxrZXl3b3JkPkNhcmRpb3Zhc2N1bGFyIERpc2Vhc2Vz
+L2NvbXBsaWNhdGlvbnMvKmRpYWdub3Npcy9waHlzaW9wYXRob2xvZ3k8L2tleXdvcmQ+PGtleXdv
+cmQ+Q2FyZGlvdmFzY3VsYXIgU3lzdGVtL3BoeXNpb3BhdGhvbG9neTwva2V5d29yZD48a2V5d29y
+ZD5DYXJvdGlkIEFydGVyeSwgQ29tbW9uL3BoeXNpb3BhdGhvbG9neTwva2V5d29yZD48a2V5d29y
+ZD5DYXJvdGlkIEludGltYS1NZWRpYSBUaGlja25lc3M8L2tleXdvcmQ+PGtleXdvcmQ+RmVtYWxl
+PC9rZXl3b3JkPjxrZXl3b3JkPkh1bWFuczwva2V5d29yZD48a2V5d29yZD5IeXBlcnRlbnNpb24v
+Y29tcGxpY2F0aW9ucy9kcnVnIHRoZXJhcHkvKnBoeXNpb3BhdGhvbG9neTwva2V5d29yZD48a2V5
+d29yZD5NYWxlPC9rZXl3b3JkPjxrZXl3b3JkPk1pZGRsZSBBZ2VkPC9rZXl3b3JkPjxrZXl3b3Jk
+PlByb3NwZWN0aXZlIFN0dWRpZXM8L2tleXdvcmQ+PGtleXdvcmQ+UmlzayBGYWN0b3JzPC9rZXl3
+b3JkPjxrZXl3b3JkPlZlbnRyaWN1bGFyIEZ1bmN0aW9uLCBMZWZ0LypwaHlzaW9sb2d5PC9rZXl3
+b3JkPjwva2V5d29yZHM+PGRhdGVzPjx5ZWFyPjIwMTQ8L3llYXI+PHB1Yi1kYXRlcz48ZGF0ZT5K
+dWw8L2RhdGU+PC9wdWItZGF0ZXM+PC9kYXRlcz48aXNibj4xNTI0LTQ1NjMgKEVsZWN0cm9uaWMp
+JiN4RDswMTk0LTkxMVggKExpbmtpbmcpPC9pc2JuPjxhY2Nlc3Npb24tbnVtPjI0ODIxOTQxPC9h
+Y2Nlc3Npb24tbnVtPjx1cmxzPjxyZWxhdGVkLXVybHM+PHVybD5odHRwOi8vd3d3Lm5jYmkubmxt
+Lm5paC5nb3YvcHVibWVkLzI0ODIxOTQxPC91cmw+PHVybD5odHRwOi8vaHlwZXIuYWhham91cm5h
+bHMub3JnL2NvbnRlbnQvNjQvMS82MC5mdWxsLnBkZjwvdXJsPjwvcmVsYXRlZC11cmxzPjwvdXJs
+cz48Y3VzdG9tMj40MDY3NTM0PC9jdXN0b20yPjxlbGVjdHJvbmljLXJlc291cmNlLW51bT4xMC4x
+MTYxL0hZUEVSVEVOU0lPTkFIQS4xMTMuMDI4Mzg8L2VsZWN0cm9uaWMtcmVzb3VyY2UtbnVtPjwv
+cmVjb3JkPjwvQ2l0ZT48L0VuZE5vdGU+
+</w:fldData>
+                        </w:fldChar>
+                      </w:r>
+                      <w:r>
+                        <w:rPr>
+                          <w:sz w:val="20"/>
+                          <w:szCs w:val="20"/>
+                        </w:rPr>
+                        <w:instrText xml:space="preserve"> ADDIN EN.CITE.DATA </w:instrText>
+                      </w:r>
+                      <w:r>
+                        <w:rPr>
+                          <w:sz w:val="20"/>
+                          <w:szCs w:val="20"/>
+                        </w:rPr>
+                      </w:r>
+                      <w:r>
+                        <w:rPr>
+                          <w:sz w:val="20"/>
+                          <w:szCs w:val="20"/>
+                        </w:rPr>
+                        <w:fldChar w:fldCharType="end"/>
+                      </w:r>
+                      <w:r>
+                        <w:rPr>
+                          <w:sz w:val="20"/>
+                          <w:szCs w:val="20"/>
+                        </w:rPr>
+                        <w:fldChar w:fldCharType="separate"/>
+                      </w:r>
+                      <w:r>
+                        <w:rPr>
+                          <w:noProof/>
+                          <w:sz w:val="20"/>
+                          <w:szCs w:val="20"/>
+                          <w:vertAlign w:val="superscript"/>
+                        </w:rPr>
+                        <w:t>1</w:t>
+                      </w:r>
+                      <w:r>
+                        <w:rPr>
+                          <w:sz w:val="20"/>
+                          <w:szCs w:val="20"/>
+                        </w:rPr>
+                        <w:fldChar w:fldCharType="end"/>
+                      </w:r>
+                    </w:p>
+                  </w:txbxContent>
+                </v:textbox>
+                <w10:wrap type="square"/>
+              </v:shape>
+            </w:pict>
+          </mc:Fallback>
+        </mc:AlternateContent>
+      </w:r>
+      <w:r>
         <w:t>bpp_Res2.m is a MATLAB script that calculates reservoir and excess pressure for USCOM BP+ files. The method is essentially according to that described in Davies et al.</w:t>
       </w:r>
       <w:r>
@@ -2178,21 +2824,17 @@
       <w:r>
         <w:t>).</w:t>
       </w:r>
-      <w:r>
-        <w:rPr>
-          <w:rStyle w:val="FootnoteReference"/>
-        </w:rPr>
-        <w:footnoteReference w:id="1"/>
-      </w:r>
-      <w:r>
-        <w:t xml:space="preserve">  </w:t>
-      </w:r>
     </w:p>
     <w:p>
       <w:pPr>
         <w:pStyle w:val="Heading1"/>
       </w:pPr>
       <w:bookmarkStart w:id="1" w:name="_Toc181284464"/>
+    </w:p>
+    <w:p>
+      <w:pPr>
+        <w:pStyle w:val="Heading1"/>
+      </w:pPr>
       <w:r>
         <w:t>Using the script</w:t>
       </w:r>
@@ -2203,16 +2845,7 @@
         <w:spacing w:after="120"/>
       </w:pPr>
       <w:r>
-        <w:t>Put BP+ files (*.xml) to be analysed in the analysis directory</w:t>
-      </w:r>
-      <w:r>
-        <w:rPr>
-          <w:rStyle w:val="FootnoteReference"/>
-        </w:rPr>
-        <w:footnoteReference w:id="2"/>
-      </w:r>
-      <w:r>
-        <w:t>, for example</w:t>
+        <w:t>Put BP+ files (*.xml) to be analysed in the analysis directory, for example</w:t>
       </w:r>
     </w:p>
     <w:p>
@@ -2306,7 +2939,6 @@
     </w:p>
     <w:p>
       <w:r>
-        <w:lastRenderedPageBreak/>
         <w:t xml:space="preserve"> </w:t>
       </w:r>
       <w:r>
@@ -2366,6 +2998,7 @@
     </w:p>
     <w:p>
       <w:r>
+        <w:lastRenderedPageBreak/>
         <w:t xml:space="preserve">Two new folders should now exist in D:\BPPdata:  D:\BPPdata\figures and D:\BPPdata\results. </w:t>
       </w:r>
     </w:p>
@@ -2485,8 +3118,33 @@
               <w:pStyle w:val="Figurelegend"/>
             </w:pPr>
             <w:r>
-              <w:lastRenderedPageBreak/>
-              <w:t xml:space="preserve">Figure 1. Example of the figures saved by bpp_Res2.m </w:t>
+              <w:rPr>
+                <w:b/>
+                <w:bCs/>
+              </w:rPr>
+              <w:t>Figure 1.</w:t>
+            </w:r>
+            <w:r>
+              <w:t xml:space="preserve"> Example of the figures saved by bpp_Res2.m </w:t>
+            </w:r>
+            <w:r>
+              <w:t>Both max(-</w:t>
+            </w:r>
+            <w:proofErr w:type="spellStart"/>
+            <w:r>
+              <w:t>dp</w:t>
+            </w:r>
+            <w:proofErr w:type="spellEnd"/>
+            <w:r>
+              <w:t>/dt) which is used as the end of systole internally by the program and the ‘notch’ calculated by BP plus are shown in relation to SEVR. The notch location is not used in any calculations but is provided for comparison. The notch will almost always be later than max(-</w:t>
+            </w:r>
+            <w:proofErr w:type="spellStart"/>
+            <w:r>
+              <w:t>dp</w:t>
+            </w:r>
+            <w:proofErr w:type="spellEnd"/>
+            <w:r>
+              <w:t xml:space="preserve">/dt).  </w:t>
             </w:r>
           </w:p>
           <w:p>
@@ -2537,7 +3195,11 @@
         <w:t>≤</w:t>
       </w:r>
       <w:r>
-        <w:t xml:space="preserve"> diastolic pressure, that the rate constant b &gt; 0 and that the time of maximum reservoir pressure is or precedes the end of systole. These are coded in re_qcaofit (1 = fit passes, 0 = fit fails). The quality of the reservoir pressure fit is also graded based on the signal to noise ratio (snr): snr </w:t>
+        <w:t xml:space="preserve"> diastolic pressure, that the rate constant b &gt; 0 and that the time of maximum reservoir </w:t>
+      </w:r>
+      <w:r>
+        <w:lastRenderedPageBreak/>
+        <w:t xml:space="preserve">pressure is or precedes the end of systole. These are coded in re_qcaofit (1 = fit passes, 0 = fit fails). The quality of the reservoir pressure fit is also graded based on the signal to noise ratio (snr): snr </w:t>
       </w:r>
       <w:r>
         <w:rPr>
@@ -3634,7 +4296,6 @@
       </w:pPr>
       <w:bookmarkStart w:id="7" w:name="_Toc181284469"/>
       <w:r>
-        <w:lastRenderedPageBreak/>
         <w:t>Backward and forward pressure</w:t>
       </w:r>
       <w:bookmarkEnd w:id="7"/>
@@ -3921,17 +4582,47 @@
     </w:p>
     <w:p>
       <w:pPr>
+        <w:rPr>
+          <w:rFonts w:ascii="Roboto Light" w:eastAsia="Arial Nova" w:hAnsi="Roboto Light" w:cs="Times New Roman"/>
+          <w:color w:val="C92B60"/>
+          <w:sz w:val="28"/>
+          <w:szCs w:val="36"/>
+          <w:lang w:val="en-US"/>
+        </w:rPr>
+      </w:pPr>
+      <w:bookmarkStart w:id="8" w:name="_Toc181284470"/>
+      <w:r>
+        <w:br w:type="page"/>
+      </w:r>
+    </w:p>
+    <w:p>
+      <w:pPr>
         <w:pStyle w:val="Heading2"/>
       </w:pPr>
-      <w:bookmarkStart w:id="8" w:name="_Toc181284470"/>
-      <w:r>
+      <w:r>
+        <w:lastRenderedPageBreak/>
         <w:t>Stroke volume and cardiac output</w:t>
       </w:r>
       <w:bookmarkEnd w:id="8"/>
     </w:p>
     <w:p>
       <w:r>
-        <w:t>Not implemented yet.</w:t>
+        <w:t xml:space="preserve">This </w:t>
+      </w:r>
+      <w:r>
+        <w:rPr>
+          <w:u w:val="single"/>
+        </w:rPr>
+        <w:t>may</w:t>
+      </w:r>
+      <w:r>
+        <w:t xml:space="preserve"> be</w:t>
+      </w:r>
+      <w:r>
+        <w:t xml:space="preserve"> implemented </w:t>
+      </w:r>
+      <w:r>
+        <w:t xml:space="preserve">in a future version. </w:t>
       </w:r>
     </w:p>
     <w:p>
@@ -3946,7 +4637,16 @@
     </w:p>
     <w:p>
       <w:r>
-        <w:t xml:space="preserve">Results are saved as an excel (resdata.xls) file. This can be imported into the statistics package of your choice. The outputted results are listed in the Data dictionary in Appendix 1. </w:t>
+        <w:t xml:space="preserve">Results are saved as an excel (resdata.xls) file. This can be imported into the statistics package of your choice. </w:t>
+      </w:r>
+      <w:r>
+        <w:t>Some</w:t>
+      </w:r>
+      <w:r>
+        <w:t xml:space="preserve"> outputted results are listed in the Data dictionary in Appendix 1. </w:t>
+      </w:r>
+      <w:r>
+        <w:t xml:space="preserve">The listings here do not correspond to the outputs in beta6 These have not been updated since a more extensive revision of the software (version 3.0) is envisaged shortly. The old list of outputs is retained in case it is useful. </w:t>
       </w:r>
     </w:p>
     <w:p>
@@ -3996,7 +4696,7 @@
         <w:t>64</w:t>
       </w:r>
       <w:r>
-        <w:t>(1): 60-8.</w:t>
+        <w:t>(1): 60–8.</w:t>
       </w:r>
     </w:p>
     <w:p>
@@ -4058,7 +4758,7 @@
         <w:t>21</w:t>
       </w:r>
       <w:r>
-        <w:t>(5): 1220-5.</w:t>
+        <w:t>(5): 1220–5.</w:t>
       </w:r>
     </w:p>
     <w:p>
@@ -4120,7 +4820,7 @@
         <w:t>47</w:t>
       </w:r>
       <w:r>
-        <w:t>(2): 487-98.</w:t>
+        <w:t>(2): 487–98.</w:t>
       </w:r>
     </w:p>
     <w:p>
@@ -4182,7 +4882,7 @@
         <w:t>33</w:t>
       </w:r>
       <w:r>
-        <w:t>(3): 458-60.</w:t>
+        <w:t>(3): 458–60.</w:t>
       </w:r>
     </w:p>
     <w:p>
@@ -4213,7 +4913,7 @@
         <w:t>284</w:t>
       </w:r>
       <w:r>
-        <w:t>(4): H1358-68.</w:t>
+        <w:t>(4): H1358–68.</w:t>
       </w:r>
     </w:p>
     <w:p>
@@ -4243,7 +4943,7 @@
         <w:t>109</w:t>
       </w:r>
       <w:r>
-        <w:t>(3): 250-9.</w:t>
+        <w:t>(3): 250–9.</w:t>
       </w:r>
     </w:p>
     <w:p>
@@ -4256,7 +4956,6 @@
         </w:rPr>
       </w:pPr>
       <w:r>
-        <w:lastRenderedPageBreak/>
         <w:fldChar w:fldCharType="end"/>
       </w:r>
       <w:r>
@@ -5991,7 +6690,7 @@
                 <w:rStyle w:val="FootnoteReference"/>
                 <w:sz w:val="22"/>
               </w:rPr>
-              <w:footnoteReference w:id="3"/>
+              <w:footnoteReference w:id="1"/>
             </w:r>
           </w:p>
         </w:tc>
@@ -8041,366 +8740,6 @@
   <w:footnote w:id="1">
     <w:p>
       <w:pPr>
-        <w:rPr>
-          <w:lang w:val="en-US"/>
-        </w:rPr>
-      </w:pPr>
-      <w:r>
-        <w:rPr>
-          <w:rStyle w:val="FootnoteReference"/>
-        </w:rPr>
-        <w:footnoteRef/>
-      </w:r>
-      <w:r>
-        <w:t xml:space="preserve"> </w:t>
-      </w:r>
-      <w:r>
-        <w:rPr>
-          <w:sz w:val="20"/>
-          <w:szCs w:val="20"/>
-        </w:rPr>
-        <w:t>NB: Since 2020, an improved algorithm for fitting the reservoir in diastole has been used – this excludes any hump or upstroke at the end of diastole from the fit. This results in lower values for P</w:t>
-      </w:r>
-      <w:r>
-        <w:rPr>
-          <w:rFonts w:ascii="Times New Roman" w:hAnsi="Times New Roman" w:cs="Times New Roman"/>
-          <w:sz w:val="20"/>
-          <w:szCs w:val="20"/>
-          <w:vertAlign w:val="subscript"/>
-        </w:rPr>
-        <w:t>∞</w:t>
-      </w:r>
-      <w:r>
-        <w:rPr>
-          <w:sz w:val="20"/>
-          <w:szCs w:val="20"/>
-          <w:vertAlign w:val="subscript"/>
-        </w:rPr>
-        <w:t xml:space="preserve"> </w:t>
-      </w:r>
-      <w:r>
-        <w:rPr>
-          <w:sz w:val="20"/>
-          <w:szCs w:val="20"/>
-        </w:rPr>
-        <w:t xml:space="preserve">and slightly different values for other reservoir parameters from those described </w:t>
-      </w:r>
-      <w:r>
-        <w:rPr>
-          <w:sz w:val="20"/>
-          <w:szCs w:val="20"/>
-        </w:rPr>
-        <w:t>by Davie</w:t>
-      </w:r>
-      <w:r>
-        <w:rPr>
-          <w:sz w:val="20"/>
-          <w:szCs w:val="20"/>
-        </w:rPr>
-        <w:t>s</w:t>
-      </w:r>
-      <w:r>
-        <w:rPr>
-          <w:sz w:val="20"/>
-          <w:szCs w:val="20"/>
-        </w:rPr>
-        <w:t xml:space="preserve"> et al</w:t>
-      </w:r>
-      <w:r>
-        <w:rPr>
-          <w:sz w:val="20"/>
-          <w:szCs w:val="20"/>
-        </w:rPr>
-        <w:t>.</w:t>
-      </w:r>
-      <w:r>
-        <w:rPr>
-          <w:sz w:val="20"/>
-          <w:szCs w:val="20"/>
-        </w:rPr>
-        <w:fldChar w:fldCharType="begin">
-          <w:fldData xml:space="preserve">PEVuZE5vdGU+PENpdGU+PEF1dGhvcj5EYXZpZXM8L0F1dGhvcj48WWVhcj4yMDE0PC9ZZWFyPjxS
-ZWNOdW0+MjEzNTwvUmVjTnVtPjxEaXNwbGF5VGV4dD4xLiYjeDk7RGF2aWVzIEpFLCBMYWN5IFAs
-IFRpbGxpbiBULCBldCBhbC4gRXhjZXNzIHByZXNzdXJlIGludGVncmFsIHByZWRpY3RzIGNhcmRp
-b3Zhc2N1bGFyIGV2ZW50cyBpbmRlcGVuZGVudCBvZiBvdGhlciByaXNrIGZhY3RvcnMgaW4gdGhl
-IGNvbmR1aXQgYXJ0ZXJ5IGZ1bmN0aW9uYWwgZXZhbHVhdGlvbiBzdWJzdHVkeSBvZiBBbmdsby1T
-Y2FuZGluYXZpYW4gQ2FyZGlhYyBPdXRjb21lcyBUcmlhbC4gPHN0eWxlIGZhY2U9Iml0YWxpYyI+
-SHlwZXJ0ZW5zaW9uPC9zdHlsZT4gMjAxNDsgPHN0eWxlIGZhY2U9ImJvbGQiPjY0PC9zdHlsZT4o
-MSk6IDYwLTguPC9EaXNwbGF5VGV4dD48cmVjb3JkPjxyZWMtbnVtYmVyPjIxMzU8L3JlYy1udW1i
-ZXI+PGZvcmVpZ24ta2V5cz48a2V5IGFwcD0iRU4iIGRiLWlkPSJwZDV6ZHcweG93emV0NWVlc3d2
-cHhkdm0yOWZ2cnBkdGVyZHYiIHRpbWVzdGFtcD0iMTQ0NjQzNDQyOSI+MjEzNTwva2V5PjxrZXkg
-YXBwPSJFTldlYiIgZGItaWQ9IiI+MDwva2V5PjwvZm9yZWlnbi1rZXlzPjxyZWYtdHlwZSBuYW1l
-PSJKb3VybmFsIEFydGljbGUiPjE3PC9yZWYtdHlwZT48Y29udHJpYnV0b3JzPjxhdXRob3JzPjxh
-dXRob3I+RGF2aWVzLCBKLiBFLjwvYXV0aG9yPjxhdXRob3I+TGFjeSwgUC48L2F1dGhvcj48YXV0
-aG9yPlRpbGxpbiwgVC48L2F1dGhvcj48YXV0aG9yPkNvbGxpZXIsIEQuPC9hdXRob3I+PGF1dGhv
-cj5DcnVpY2tzaGFuaywgSi4gSy48L2F1dGhvcj48YXV0aG9yPkZyYW5jaXMsIEQuIFAuPC9hdXRo
-b3I+PGF1dGhvcj5NYWxhd2VlcmEsIEEuPC9hdXRob3I+PGF1dGhvcj5NYXlldCwgSi48L2F1dGhv
-cj48YXV0aG9yPlN0YW50b24sIEEuPC9hdXRob3I+PGF1dGhvcj5XaWxsaWFtcywgQi48L2F1dGhv
-cj48YXV0aG9yPlBhcmtlciwgSy4gSC48L2F1dGhvcj48YXV0aG9yPk1jLCBHLiBUaG9tIFMuIEEu
-PC9hdXRob3I+PGF1dGhvcj5IdWdoZXMsIEEuIEQuPC9hdXRob3I+PC9hdXRob3JzPjwvY29udHJp
-YnV0b3JzPjxhdXRoLWFkZHJlc3M+RnJvbSB0aGUgSW50ZXJuYXRpb25hbCBDZW50cmUgZm9yIENp
-cmN1bGF0b3J5IEhlYWx0aCwgTmF0aW9uYWwgSGVhcnQgYW5kIEx1bmcgSW5zdGl0dXRlLCBJbXBl
-cmlhbCBDb2xsZWdlIEhlYWx0aGNhcmUgTkhTIFRydXN0IChKLkUuRC4sIEQuUC5GLiwgQS5NLiwg
-Si5NLiwgUy5BLk0uVC4pIGFuZCBEZXBhcnRtZW50IG9mIEJpb2VuZ2luZWVyaW5nIChLLkguUC4p
-LCBJbXBlcmlhbCBDb2xsZWdlIExvbmRvbiwgTG9uZG9uLCBVbml0ZWQgS2luZ2RvbTsgSW5zdGl0
-dXRlIG9mIENhcmRpb3Zhc2N1bGFyIFNjaWVuY2UgYW5kIE5hdGlvbmFsIEluc3RpdHV0ZSBmb3Ig
-SGVhbHRoIFJlc2VhcmNoIChOSUhSKSwgVW5pdmVyc2l0eSBDb2xsZWdlIExvbmRvbiBIb3NwaXRh
-bHMgQmlvbWVkaWNhbCBSZXNlYXJjaCBDZW50cmUsIFVuaXZlcnNpdHkgQ29sbGVnZSBMb25kb24s
-IExvbmRvbiwgVW5pdGVkIEtpbmdkb20gKFAuTC4sIFQuVC4sIEIuVy4sIEEuRC5ILik7IERlcGFy
-dG1lbnQgb2YgQ2xpbmljYWwgUGhhcm1hY29sb2d5LCBXaWxsaWFtIEhhcnZleSBSZXNlYXJjaCBJ
-bnN0aXR1dGUsIEJhcnQmYXBvcztzIGFuZCBUaGUgTG9uZG9uLCBRdWVlbiBNYXJ5JmFwb3M7cyBT
-Y2hvb2wgb2YgTWVkaWNpbmUgYW5kIERlbnRpc3RyeSwgTG9uZG9uLCBVbml0ZWQgS2luZ2RvbSAo
-RC5DLik7IENhcmRpb3Zhc2N1bGFyIE1lZGljaW5lIGFuZCBOdXRyaXRpb24gYXQgS2luZyZhcG9z
-O3MgQ29sbGVnZSBMb25kb24sIExvbmRvbiwgVW5pdGVkIEtpbmdkb20gKEouSy5DLik7IGFuZCBS
-b3lhbCBDb2xsZWdlIG9mIFN1cmdlb25zIGluIElyZWxhbmQsIFN0IFN0ZXBoZW4mYXBvcztzIEdy
-ZWVuLCBEdWJsaW4sIElyZWxhbmQgKEEuUy4pLiYjeEQ7RnJvbSB0aGUgSW50ZXJuYXRpb25hbCBD
-ZW50cmUgZm9yIENpcmN1bGF0b3J5IEhlYWx0aCwgTmF0aW9uYWwgSGVhcnQgYW5kIEx1bmcgSW5z
-dGl0dXRlLCBJbXBlcmlhbCBDb2xsZWdlIEhlYWx0aGNhcmUgTkhTIFRydXN0IChKLkUuRC4sIEQu
-UC5GLiwgQS5NLiwgSi5NLiwgUy5BLk0uVC4pIGFuZCBEZXBhcnRtZW50IG9mIEJpb2VuZ2luZWVy
-aW5nIChLLkguUC4pLCBJbXBlcmlhbCBDb2xsZWdlIExvbmRvbiwgTG9uZG9uLCBVbml0ZWQgS2lu
-Z2RvbTsgSW5zdGl0dXRlIG9mIENhcmRpb3Zhc2N1bGFyIFNjaWVuY2UgYW5kIE5hdGlvbmFsIElu
-c3RpdHV0ZSBmb3IgSGVhbHRoIFJlc2VhcmNoIChOSUhSKSwgVW5pdmVyc2l0eSBDb2xsZWdlIExv
-bmRvbiBIb3NwaXRhbHMgQmlvbWVkaWNhbCBSZXNlYXJjaCBDZW50cmUsIFVuaXZlcnNpdHkgQ29s
-bGVnZSBMb25kb24sIExvbmRvbiwgVW5pdGVkIEtpbmdkb20gKFAuTC4sIFQuVC4sIEIuVy4sIEEu
-RC5ILik7IERlcGFydG1lbnQgb2YgQ2xpbmljYWwgUGhhcm1hY29sb2d5LCBXaWxsaWFtIEhhcnZl
-eSBSZXNlYXJjaCBJbnN0aXR1dGUsIEJhcnQmYXBvcztzIGFuZCBUaGUgTG9uZG9uLCBRdWVlbiBN
-YXJ5JmFwb3M7cyBTY2hvb2wgb2YgTWVkaWNpbmUgYW5kIERlbnRpc3RyeSwgTG9uZG9uLCBVbml0
-ZWQgS2luZ2RvbSAoRC5DLik7IENhcmRpb3Zhc2N1bGFyIE1lZGljaW5lIGFuZCBOdXRyaXRpb24g
-YXQgS2luZyZhcG9zO3MgQ29sbGVnZSBMb25kb24sIExvbmRvbiwgVW5pdGVkIEtpbmdkb20gKEou
-Sy5DLik7IGFuZCBSb3lhbCBDb2xsZWdlIG9mIFN1cmdlb25zIGluIElyZWxhbmQsIFN0IFN0ZXBo
-ZW4mYXBvcztzIEdyZWVuLCBEdWJsaW4sIElyZWxhbmQgKEEuUy4pLiBhbHVuLmh1Z2hlc0B1Y2wu
-YWMudWsuPC9hdXRoLWFkZHJlc3M+PHRpdGxlcz48dGl0bGU+RXhjZXNzIHByZXNzdXJlIGludGVn
-cmFsIHByZWRpY3RzIGNhcmRpb3Zhc2N1bGFyIGV2ZW50cyBpbmRlcGVuZGVudCBvZiBvdGhlciBy
-aXNrIGZhY3RvcnMgaW4gdGhlIGNvbmR1aXQgYXJ0ZXJ5IGZ1bmN0aW9uYWwgZXZhbHVhdGlvbiBz
-dWJzdHVkeSBvZiBBbmdsby1TY2FuZGluYXZpYW4gQ2FyZGlhYyBPdXRjb21lcyBUcmlhbDwvdGl0
-bGU+PHNlY29uZGFyeS10aXRsZT5IeXBlcnRlbnNpb248L3NlY29uZGFyeS10aXRsZT48YWx0LXRp
-dGxlPkh5cGVydGVuc2lvbjwvYWx0LXRpdGxlPjwvdGl0bGVzPjxwZXJpb2RpY2FsPjxmdWxsLXRp
-dGxlPkh5cGVydGVuc2lvbjwvZnVsbC10aXRsZT48YWJici0xPkh5cGVydGVuc2lvbjwvYWJici0x
-PjxhYmJyLTI+SHlwZXJ0ZW5zaW9uPC9hYmJyLTI+PC9wZXJpb2RpY2FsPjxhbHQtcGVyaW9kaWNh
-bD48ZnVsbC10aXRsZT5IeXBlcnRlbnNpb248L2Z1bGwtdGl0bGU+PGFiYnItMT5IeXBlcnRlbnNp
-b248L2FiYnItMT48YWJici0yPkh5cGVydGVuc2lvbjwvYWJici0yPjwvYWx0LXBlcmlvZGljYWw+
-PHBhZ2VzPjYwLTg8L3BhZ2VzPjx2b2x1bWU+NjQ8L3ZvbHVtZT48bnVtYmVyPjE8L251bWJlcj48
-a2V5d29yZHM+PGtleXdvcmQ+QW50aWh5cGVydGVuc2l2ZSBBZ2VudHMvcGhhcm1hY29sb2d5L3Ro
-ZXJhcGV1dGljIHVzZTwva2V5d29yZD48a2V5d29yZD5CbG9vZCBQcmVzc3VyZS9kcnVnIGVmZmVj
-dHMvKnBoeXNpb2xvZ3k8L2tleXdvcmQ+PGtleXdvcmQ+Q2FyZGlvdmFzY3VsYXIgRGlzZWFzZXMv
-Y29tcGxpY2F0aW9ucy8qZGlhZ25vc2lzL3BoeXNpb3BhdGhvbG9neTwva2V5d29yZD48a2V5d29y
-ZD5DYXJkaW92YXNjdWxhciBTeXN0ZW0vcGh5c2lvcGF0aG9sb2d5PC9rZXl3b3JkPjxrZXl3b3Jk
-PkNhcm90aWQgQXJ0ZXJ5LCBDb21tb24vcGh5c2lvcGF0aG9sb2d5PC9rZXl3b3JkPjxrZXl3b3Jk
-PkNhcm90aWQgSW50aW1hLU1lZGlhIFRoaWNrbmVzczwva2V5d29yZD48a2V5d29yZD5GZW1hbGU8
-L2tleXdvcmQ+PGtleXdvcmQ+SHVtYW5zPC9rZXl3b3JkPjxrZXl3b3JkPkh5cGVydGVuc2lvbi9j
-b21wbGljYXRpb25zL2RydWcgdGhlcmFweS8qcGh5c2lvcGF0aG9sb2d5PC9rZXl3b3JkPjxrZXl3
-b3JkPk1hbGU8L2tleXdvcmQ+PGtleXdvcmQ+TWlkZGxlIEFnZWQ8L2tleXdvcmQ+PGtleXdvcmQ+
-UHJvc3BlY3RpdmUgU3R1ZGllczwva2V5d29yZD48a2V5d29yZD5SaXNrIEZhY3RvcnM8L2tleXdv
-cmQ+PGtleXdvcmQ+VmVudHJpY3VsYXIgRnVuY3Rpb24sIExlZnQvKnBoeXNpb2xvZ3k8L2tleXdv
-cmQ+PC9rZXl3b3Jkcz48ZGF0ZXM+PHllYXI+MjAxNDwveWVhcj48cHViLWRhdGVzPjxkYXRlPkp1
-bDwvZGF0ZT48L3B1Yi1kYXRlcz48L2RhdGVzPjxpc2JuPjE1MjQtNDU2MyAoRWxlY3Ryb25pYykm
-I3hEOzAxOTQtOTExWCAoTGlua2luZyk8L2lzYm4+PGFjY2Vzc2lvbi1udW0+MjQ4MjE5NDE8L2Fj
-Y2Vzc2lvbi1udW0+PHVybHM+PHJlbGF0ZWQtdXJscz48dXJsPmh0dHA6Ly93d3cubmNiaS5ubG0u
-bmloLmdvdi9wdWJtZWQvMjQ4MjE5NDE8L3VybD48dXJsPmh0dHA6Ly9oeXBlci5haGFqb3VybmFs
-cy5vcmcvY29udGVudC82NC8xLzYwLmZ1bGwucGRmPC91cmw+PC9yZWxhdGVkLXVybHM+PC91cmxz
-PjxjdXN0b20yPjQwNjc1MzQ8L2N1c3RvbTI+PGVsZWN0cm9uaWMtcmVzb3VyY2UtbnVtPjEwLjEx
-NjEvSFlQRVJURU5TSU9OQUhBLjExMy4wMjgzODwvZWxlY3Ryb25pYy1yZXNvdXJjZS1udW0+PC9y
-ZWNvcmQ+PC9DaXRlPjwvRW5kTm90ZT5=
-</w:fldData>
-        </w:fldChar>
-      </w:r>
-      <w:r>
-        <w:rPr>
-          <w:sz w:val="20"/>
-          <w:szCs w:val="20"/>
-        </w:rPr>
-        <w:instrText xml:space="preserve"> ADDIN EN.CITE </w:instrText>
-      </w:r>
-      <w:r>
-        <w:rPr>
-          <w:sz w:val="20"/>
-          <w:szCs w:val="20"/>
-        </w:rPr>
-        <w:fldChar w:fldCharType="begin">
-          <w:fldData xml:space="preserve">PEVuZE5vdGU+PENpdGU+PEF1dGhvcj5EYXZpZXM8L0F1dGhvcj48WWVhcj4yMDE0PC9ZZWFyPjxS
-ZWNOdW0+MjEzNTwvUmVjTnVtPjxEaXNwbGF5VGV4dD4xLiYjeDk7RGF2aWVzIEpFLCBMYWN5IFAs
-IFRpbGxpbiBULCBldCBhbC4gRXhjZXNzIHByZXNzdXJlIGludGVncmFsIHByZWRpY3RzIGNhcmRp
-b3Zhc2N1bGFyIGV2ZW50cyBpbmRlcGVuZGVudCBvZiBvdGhlciByaXNrIGZhY3RvcnMgaW4gdGhl
-IGNvbmR1aXQgYXJ0ZXJ5IGZ1bmN0aW9uYWwgZXZhbHVhdGlvbiBzdWJzdHVkeSBvZiBBbmdsby1T
-Y2FuZGluYXZpYW4gQ2FyZGlhYyBPdXRjb21lcyBUcmlhbC4gPHN0eWxlIGZhY2U9Iml0YWxpYyI+
-SHlwZXJ0ZW5zaW9uPC9zdHlsZT4gMjAxNDsgPHN0eWxlIGZhY2U9ImJvbGQiPjY0PC9zdHlsZT4o
-MSk6IDYwLTguPC9EaXNwbGF5VGV4dD48cmVjb3JkPjxyZWMtbnVtYmVyPjIxMzU8L3JlYy1udW1i
-ZXI+PGZvcmVpZ24ta2V5cz48a2V5IGFwcD0iRU4iIGRiLWlkPSJwZDV6ZHcweG93emV0NWVlc3d2
-cHhkdm0yOWZ2cnBkdGVyZHYiIHRpbWVzdGFtcD0iMTQ0NjQzNDQyOSI+MjEzNTwva2V5PjxrZXkg
-YXBwPSJFTldlYiIgZGItaWQ9IiI+MDwva2V5PjwvZm9yZWlnbi1rZXlzPjxyZWYtdHlwZSBuYW1l
-PSJKb3VybmFsIEFydGljbGUiPjE3PC9yZWYtdHlwZT48Y29udHJpYnV0b3JzPjxhdXRob3JzPjxh
-dXRob3I+RGF2aWVzLCBKLiBFLjwvYXV0aG9yPjxhdXRob3I+TGFjeSwgUC48L2F1dGhvcj48YXV0
-aG9yPlRpbGxpbiwgVC48L2F1dGhvcj48YXV0aG9yPkNvbGxpZXIsIEQuPC9hdXRob3I+PGF1dGhv
-cj5DcnVpY2tzaGFuaywgSi4gSy48L2F1dGhvcj48YXV0aG9yPkZyYW5jaXMsIEQuIFAuPC9hdXRo
-b3I+PGF1dGhvcj5NYWxhd2VlcmEsIEEuPC9hdXRob3I+PGF1dGhvcj5NYXlldCwgSi48L2F1dGhv
-cj48YXV0aG9yPlN0YW50b24sIEEuPC9hdXRob3I+PGF1dGhvcj5XaWxsaWFtcywgQi48L2F1dGhv
-cj48YXV0aG9yPlBhcmtlciwgSy4gSC48L2F1dGhvcj48YXV0aG9yPk1jLCBHLiBUaG9tIFMuIEEu
-PC9hdXRob3I+PGF1dGhvcj5IdWdoZXMsIEEuIEQuPC9hdXRob3I+PC9hdXRob3JzPjwvY29udHJp
-YnV0b3JzPjxhdXRoLWFkZHJlc3M+RnJvbSB0aGUgSW50ZXJuYXRpb25hbCBDZW50cmUgZm9yIENp
-cmN1bGF0b3J5IEhlYWx0aCwgTmF0aW9uYWwgSGVhcnQgYW5kIEx1bmcgSW5zdGl0dXRlLCBJbXBl
-cmlhbCBDb2xsZWdlIEhlYWx0aGNhcmUgTkhTIFRydXN0IChKLkUuRC4sIEQuUC5GLiwgQS5NLiwg
-Si5NLiwgUy5BLk0uVC4pIGFuZCBEZXBhcnRtZW50IG9mIEJpb2VuZ2luZWVyaW5nIChLLkguUC4p
-LCBJbXBlcmlhbCBDb2xsZWdlIExvbmRvbiwgTG9uZG9uLCBVbml0ZWQgS2luZ2RvbTsgSW5zdGl0
-dXRlIG9mIENhcmRpb3Zhc2N1bGFyIFNjaWVuY2UgYW5kIE5hdGlvbmFsIEluc3RpdHV0ZSBmb3Ig
-SGVhbHRoIFJlc2VhcmNoIChOSUhSKSwgVW5pdmVyc2l0eSBDb2xsZWdlIExvbmRvbiBIb3NwaXRh
-bHMgQmlvbWVkaWNhbCBSZXNlYXJjaCBDZW50cmUsIFVuaXZlcnNpdHkgQ29sbGVnZSBMb25kb24s
-IExvbmRvbiwgVW5pdGVkIEtpbmdkb20gKFAuTC4sIFQuVC4sIEIuVy4sIEEuRC5ILik7IERlcGFy
-dG1lbnQgb2YgQ2xpbmljYWwgUGhhcm1hY29sb2d5LCBXaWxsaWFtIEhhcnZleSBSZXNlYXJjaCBJ
-bnN0aXR1dGUsIEJhcnQmYXBvcztzIGFuZCBUaGUgTG9uZG9uLCBRdWVlbiBNYXJ5JmFwb3M7cyBT
-Y2hvb2wgb2YgTWVkaWNpbmUgYW5kIERlbnRpc3RyeSwgTG9uZG9uLCBVbml0ZWQgS2luZ2RvbSAo
-RC5DLik7IENhcmRpb3Zhc2N1bGFyIE1lZGljaW5lIGFuZCBOdXRyaXRpb24gYXQgS2luZyZhcG9z
-O3MgQ29sbGVnZSBMb25kb24sIExvbmRvbiwgVW5pdGVkIEtpbmdkb20gKEouSy5DLik7IGFuZCBS
-b3lhbCBDb2xsZWdlIG9mIFN1cmdlb25zIGluIElyZWxhbmQsIFN0IFN0ZXBoZW4mYXBvcztzIEdy
-ZWVuLCBEdWJsaW4sIElyZWxhbmQgKEEuUy4pLiYjeEQ7RnJvbSB0aGUgSW50ZXJuYXRpb25hbCBD
-ZW50cmUgZm9yIENpcmN1bGF0b3J5IEhlYWx0aCwgTmF0aW9uYWwgSGVhcnQgYW5kIEx1bmcgSW5z
-dGl0dXRlLCBJbXBlcmlhbCBDb2xsZWdlIEhlYWx0aGNhcmUgTkhTIFRydXN0IChKLkUuRC4sIEQu
-UC5GLiwgQS5NLiwgSi5NLiwgUy5BLk0uVC4pIGFuZCBEZXBhcnRtZW50IG9mIEJpb2VuZ2luZWVy
-aW5nIChLLkguUC4pLCBJbXBlcmlhbCBDb2xsZWdlIExvbmRvbiwgTG9uZG9uLCBVbml0ZWQgS2lu
-Z2RvbTsgSW5zdGl0dXRlIG9mIENhcmRpb3Zhc2N1bGFyIFNjaWVuY2UgYW5kIE5hdGlvbmFsIElu
-c3RpdHV0ZSBmb3IgSGVhbHRoIFJlc2VhcmNoIChOSUhSKSwgVW5pdmVyc2l0eSBDb2xsZWdlIExv
-bmRvbiBIb3NwaXRhbHMgQmlvbWVkaWNhbCBSZXNlYXJjaCBDZW50cmUsIFVuaXZlcnNpdHkgQ29s
-bGVnZSBMb25kb24sIExvbmRvbiwgVW5pdGVkIEtpbmdkb20gKFAuTC4sIFQuVC4sIEIuVy4sIEEu
-RC5ILik7IERlcGFydG1lbnQgb2YgQ2xpbmljYWwgUGhhcm1hY29sb2d5LCBXaWxsaWFtIEhhcnZl
-eSBSZXNlYXJjaCBJbnN0aXR1dGUsIEJhcnQmYXBvcztzIGFuZCBUaGUgTG9uZG9uLCBRdWVlbiBN
-YXJ5JmFwb3M7cyBTY2hvb2wgb2YgTWVkaWNpbmUgYW5kIERlbnRpc3RyeSwgTG9uZG9uLCBVbml0
-ZWQgS2luZ2RvbSAoRC5DLik7IENhcmRpb3Zhc2N1bGFyIE1lZGljaW5lIGFuZCBOdXRyaXRpb24g
-YXQgS2luZyZhcG9zO3MgQ29sbGVnZSBMb25kb24sIExvbmRvbiwgVW5pdGVkIEtpbmdkb20gKEou
-Sy5DLik7IGFuZCBSb3lhbCBDb2xsZWdlIG9mIFN1cmdlb25zIGluIElyZWxhbmQsIFN0IFN0ZXBo
-ZW4mYXBvcztzIEdyZWVuLCBEdWJsaW4sIElyZWxhbmQgKEEuUy4pLiBhbHVuLmh1Z2hlc0B1Y2wu
-YWMudWsuPC9hdXRoLWFkZHJlc3M+PHRpdGxlcz48dGl0bGU+RXhjZXNzIHByZXNzdXJlIGludGVn
-cmFsIHByZWRpY3RzIGNhcmRpb3Zhc2N1bGFyIGV2ZW50cyBpbmRlcGVuZGVudCBvZiBvdGhlciBy
-aXNrIGZhY3RvcnMgaW4gdGhlIGNvbmR1aXQgYXJ0ZXJ5IGZ1bmN0aW9uYWwgZXZhbHVhdGlvbiBz
-dWJzdHVkeSBvZiBBbmdsby1TY2FuZGluYXZpYW4gQ2FyZGlhYyBPdXRjb21lcyBUcmlhbDwvdGl0
-bGU+PHNlY29uZGFyeS10aXRsZT5IeXBlcnRlbnNpb248L3NlY29uZGFyeS10aXRsZT48YWx0LXRp
-dGxlPkh5cGVydGVuc2lvbjwvYWx0LXRpdGxlPjwvdGl0bGVzPjxwZXJpb2RpY2FsPjxmdWxsLXRp
-dGxlPkh5cGVydGVuc2lvbjwvZnVsbC10aXRsZT48YWJici0xPkh5cGVydGVuc2lvbjwvYWJici0x
-PjxhYmJyLTI+SHlwZXJ0ZW5zaW9uPC9hYmJyLTI+PC9wZXJpb2RpY2FsPjxhbHQtcGVyaW9kaWNh
-bD48ZnVsbC10aXRsZT5IeXBlcnRlbnNpb248L2Z1bGwtdGl0bGU+PGFiYnItMT5IeXBlcnRlbnNp
-b248L2FiYnItMT48YWJici0yPkh5cGVydGVuc2lvbjwvYWJici0yPjwvYWx0LXBlcmlvZGljYWw+
-PHBhZ2VzPjYwLTg8L3BhZ2VzPjx2b2x1bWU+NjQ8L3ZvbHVtZT48bnVtYmVyPjE8L251bWJlcj48
-a2V5d29yZHM+PGtleXdvcmQ+QW50aWh5cGVydGVuc2l2ZSBBZ2VudHMvcGhhcm1hY29sb2d5L3Ro
-ZXJhcGV1dGljIHVzZTwva2V5d29yZD48a2V5d29yZD5CbG9vZCBQcmVzc3VyZS9kcnVnIGVmZmVj
-dHMvKnBoeXNpb2xvZ3k8L2tleXdvcmQ+PGtleXdvcmQ+Q2FyZGlvdmFzY3VsYXIgRGlzZWFzZXMv
-Y29tcGxpY2F0aW9ucy8qZGlhZ25vc2lzL3BoeXNpb3BhdGhvbG9neTwva2V5d29yZD48a2V5d29y
-ZD5DYXJkaW92YXNjdWxhciBTeXN0ZW0vcGh5c2lvcGF0aG9sb2d5PC9rZXl3b3JkPjxrZXl3b3Jk
-PkNhcm90aWQgQXJ0ZXJ5LCBDb21tb24vcGh5c2lvcGF0aG9sb2d5PC9rZXl3b3JkPjxrZXl3b3Jk
-PkNhcm90aWQgSW50aW1hLU1lZGlhIFRoaWNrbmVzczwva2V5d29yZD48a2V5d29yZD5GZW1hbGU8
-L2tleXdvcmQ+PGtleXdvcmQ+SHVtYW5zPC9rZXl3b3JkPjxrZXl3b3JkPkh5cGVydGVuc2lvbi9j
-b21wbGljYXRpb25zL2RydWcgdGhlcmFweS8qcGh5c2lvcGF0aG9sb2d5PC9rZXl3b3JkPjxrZXl3
-b3JkPk1hbGU8L2tleXdvcmQ+PGtleXdvcmQ+TWlkZGxlIEFnZWQ8L2tleXdvcmQ+PGtleXdvcmQ+
-UHJvc3BlY3RpdmUgU3R1ZGllczwva2V5d29yZD48a2V5d29yZD5SaXNrIEZhY3RvcnM8L2tleXdv
-cmQ+PGtleXdvcmQ+VmVudHJpY3VsYXIgRnVuY3Rpb24sIExlZnQvKnBoeXNpb2xvZ3k8L2tleXdv
-cmQ+PC9rZXl3b3Jkcz48ZGF0ZXM+PHllYXI+MjAxNDwveWVhcj48cHViLWRhdGVzPjxkYXRlPkp1
-bDwvZGF0ZT48L3B1Yi1kYXRlcz48L2RhdGVzPjxpc2JuPjE1MjQtNDU2MyAoRWxlY3Ryb25pYykm
-I3hEOzAxOTQtOTExWCAoTGlua2luZyk8L2lzYm4+PGFjY2Vzc2lvbi1udW0+MjQ4MjE5NDE8L2Fj
-Y2Vzc2lvbi1udW0+PHVybHM+PHJlbGF0ZWQtdXJscz48dXJsPmh0dHA6Ly93d3cubmNiaS5ubG0u
-bmloLmdvdi9wdWJtZWQvMjQ4MjE5NDE8L3VybD48dXJsPmh0dHA6Ly9oeXBlci5haGFqb3VybmFs
-cy5vcmcvY29udGVudC82NC8xLzYwLmZ1bGwucGRmPC91cmw+PC9yZWxhdGVkLXVybHM+PC91cmxz
-PjxjdXN0b20yPjQwNjc1MzQ8L2N1c3RvbTI+PGVsZWN0cm9uaWMtcmVzb3VyY2UtbnVtPjEwLjEx
-NjEvSFlQRVJURU5TSU9OQUhBLjExMy4wMjgzODwvZWxlY3Ryb25pYy1yZXNvdXJjZS1udW0+PC9y
-ZWNvcmQ+PC9DaXRlPjwvRW5kTm90ZT5=
-</w:fldData>
-        </w:fldChar>
-      </w:r>
-      <w:r>
-        <w:rPr>
-          <w:sz w:val="20"/>
-          <w:szCs w:val="20"/>
-        </w:rPr>
-        <w:instrText xml:space="preserve"> ADDIN EN.CITE.DATA </w:instrText>
-      </w:r>
-      <w:r>
-        <w:rPr>
-          <w:sz w:val="20"/>
-          <w:szCs w:val="20"/>
-        </w:rPr>
-      </w:r>
-      <w:r>
-        <w:rPr>
-          <w:sz w:val="20"/>
-          <w:szCs w:val="20"/>
-        </w:rPr>
-        <w:fldChar w:fldCharType="end"/>
-      </w:r>
-      <w:r>
-        <w:rPr>
-          <w:sz w:val="20"/>
-          <w:szCs w:val="20"/>
-        </w:rPr>
-      </w:r>
-      <w:r>
-        <w:rPr>
-          <w:sz w:val="20"/>
-          <w:szCs w:val="20"/>
-        </w:rPr>
-        <w:fldChar w:fldCharType="separate"/>
-      </w:r>
-      <w:r>
-        <w:rPr>
-          <w:noProof/>
-          <w:sz w:val="20"/>
-          <w:szCs w:val="20"/>
-        </w:rPr>
-        <w:t>1.</w:t>
-      </w:r>
-      <w:r>
-        <w:rPr>
-          <w:noProof/>
-          <w:sz w:val="20"/>
-          <w:szCs w:val="20"/>
-        </w:rPr>
-        <w:tab/>
-        <w:t xml:space="preserve">Davies JE, Lacy P, Tillin T, et al. Excess pressure integral predicts cardiovascular events independent of other risk factors in the conduit artery functional evaluation substudy of Anglo-Scandinavian Cardiac Outcomes Trial. </w:t>
-      </w:r>
-      <w:r>
-        <w:rPr>
-          <w:i/>
-          <w:noProof/>
-          <w:sz w:val="20"/>
-          <w:szCs w:val="20"/>
-        </w:rPr>
-        <w:t>Hypertension</w:t>
-      </w:r>
-      <w:r>
-        <w:rPr>
-          <w:noProof/>
-          <w:sz w:val="20"/>
-          <w:szCs w:val="20"/>
-        </w:rPr>
-        <w:t xml:space="preserve"> 2014; </w:t>
-      </w:r>
-      <w:r>
-        <w:rPr>
-          <w:b/>
-          <w:noProof/>
-          <w:sz w:val="20"/>
-          <w:szCs w:val="20"/>
-        </w:rPr>
-        <w:t>64</w:t>
-      </w:r>
-      <w:r>
-        <w:rPr>
-          <w:noProof/>
-          <w:sz w:val="20"/>
-          <w:szCs w:val="20"/>
-        </w:rPr>
-        <w:t>(1): 60-8.</w:t>
-      </w:r>
-      <w:r>
-        <w:rPr>
-          <w:sz w:val="20"/>
-          <w:szCs w:val="20"/>
-        </w:rPr>
-        <w:fldChar w:fldCharType="end"/>
-      </w:r>
-      <w:r>
-        <w:t xml:space="preserve"> </w:t>
-      </w:r>
-    </w:p>
-  </w:footnote>
-  <w:footnote w:id="2">
-    <w:p>
-      <w:pPr>
         <w:pStyle w:val="FootnoteText"/>
       </w:pPr>
       <w:r>
@@ -8410,47 +8749,26 @@
         <w:footnoteRef/>
       </w:r>
       <w:r>
-        <w:t xml:space="preserve"> The location of this folder can be changed by editing the script</w:t>
-      </w:r>
-      <w:r>
-        <w:t xml:space="preserve"> or</w:t>
-      </w:r>
-      <w:r>
-        <w:t xml:space="preserve"> files in another directory can be chosen </w:t>
-      </w:r>
-      <w:r>
-        <w:t>using a dialog box</w:t>
-      </w:r>
-      <w:r>
-        <w:t xml:space="preserve"> if </w:t>
-      </w:r>
-      <w:r>
-        <w:t>D</w:t>
-      </w:r>
-      <w:r>
-        <w:t>:\BPPdata doesn’t exist</w:t>
-      </w:r>
-      <w:r>
-        <w:t>.</w:t>
-      </w:r>
-    </w:p>
-  </w:footnote>
-  <w:footnote w:id="3">
-    <w:p>
-      <w:pPr>
-        <w:pStyle w:val="FootnoteText"/>
-      </w:pPr>
-      <w:r>
-        <w:rPr>
-          <w:rStyle w:val="FootnoteReference"/>
-        </w:rPr>
-        <w:footnoteRef/>
-      </w:r>
-      <w:r>
         <w:t xml:space="preserve"> </w:t>
       </w:r>
       <w:r>
-        <w:t>1 = fit passes; 0 = fit fails at least one of: Pinf ≥ diastolic pressure, or Pinf &lt; -12 mmHg, or rate constant a ≤ 0, or rate constant b ≤ 0, or R² &lt; 0.9 for the diastolic fit</w:t>
+        <w:t xml:space="preserve">1 = fit passes; 0 = fit fails at least one of: </w:t>
+      </w:r>
+      <w:proofErr w:type="spellStart"/>
+      <w:r>
+        <w:t>Pinf</w:t>
+      </w:r>
+      <w:proofErr w:type="spellEnd"/>
+      <w:r>
+        <w:t xml:space="preserve"> ≥ diastolic pressure, or </w:t>
+      </w:r>
+      <w:proofErr w:type="spellStart"/>
+      <w:r>
+        <w:t>Pinf</w:t>
+      </w:r>
+      <w:proofErr w:type="spellEnd"/>
+      <w:r>
+        <w:t xml:space="preserve"> &lt; -12 mmHg, or rate constant a ≤ 0, or rate constant b ≤ 0, or R² &lt; 0.9 for the diastolic fit</w:t>
       </w:r>
     </w:p>
   </w:footnote>
@@ -9145,7 +9463,6 @@
   <w:style w:type="character" w:default="1" w:styleId="DefaultParagraphFont">
     <w:name w:val="Default Paragraph Font"/>
     <w:uiPriority w:val="1"/>
-    <w:semiHidden/>
     <w:unhideWhenUsed/>
   </w:style>
   <w:style w:type="table" w:default="1" w:styleId="TableNormal">
@@ -10017,10 +10334,23 @@
 </file>
 
 <file path=customXml/item1.xml><?xml version="1.0" encoding="utf-8"?>
-<b:Sources xmlns:b="http://schemas.openxmlformats.org/officeDocument/2006/bibliography" xmlns="http://schemas.openxmlformats.org/officeDocument/2006/bibliography" SelectedStyle="\APASixthEditionOfficeOnline.xsl" StyleName="APA" Version="6"/>
+<p:properties xmlns:p="http://schemas.microsoft.com/office/2006/metadata/properties" xmlns:xsi="http://www.w3.org/2001/XMLSchema-instance" xmlns:pc="http://schemas.microsoft.com/office/infopath/2007/PartnerControls">
+  <documentManagement>
+    <_activity xmlns="cb1b40bb-8b49-480e-88ea-d51ea44f2142" xsi:nil="true"/>
+  </documentManagement>
+</p:properties>
 </file>
 
 <file path=customXml/item2.xml><?xml version="1.0" encoding="utf-8"?>
+<?mso-contentType ?>
+<FormTemplates xmlns="http://schemas.microsoft.com/sharepoint/v3/contenttype/forms">
+  <Display>DocumentLibraryForm</Display>
+  <Edit>DocumentLibraryForm</Edit>
+  <New>DocumentLibraryForm</New>
+</FormTemplates>
+</file>
+
+<file path=customXml/item3.xml><?xml version="1.0" encoding="utf-8"?>
 <ct:contentTypeSchema xmlns:ct="http://schemas.microsoft.com/office/2006/metadata/contentType" xmlns:ma="http://schemas.microsoft.com/office/2006/metadata/properties/metaAttributes" ct:_="" ma:_="" ma:contentTypeName="Document" ma:contentTypeID="0x01010034C6ACB423F566429AD18FC51721C088" ma:contentTypeVersion="18" ma:contentTypeDescription="Create a new document." ma:contentTypeScope="" ma:versionID="ac425b2512dd8db1f637d60ecd2da785">
   <xsd:schema xmlns:xsd="http://www.w3.org/2001/XMLSchema" xmlns:xs="http://www.w3.org/2001/XMLSchema" xmlns:p="http://schemas.microsoft.com/office/2006/metadata/properties" xmlns:ns3="fbf55dcd-4639-44ff-a973-cfea673ddb97" xmlns:ns4="cb1b40bb-8b49-480e-88ea-d51ea44f2142" targetNamespace="http://schemas.microsoft.com/office/2006/metadata/properties" ma:root="true" ma:fieldsID="70822d72d40d527218447528b4ff39ea" ns3:_="" ns4:_="">
     <xsd:import namespace="fbf55dcd-4639-44ff-a973-cfea673ddb97"/>
@@ -10273,32 +10603,29 @@
 </ct:contentTypeSchema>
 </file>
 
-<file path=customXml/item3.xml><?xml version="1.0" encoding="utf-8"?>
-<?mso-contentType ?>
-<FormTemplates xmlns="http://schemas.microsoft.com/sharepoint/v3/contenttype/forms">
-  <Display>DocumentLibraryForm</Display>
-  <Edit>DocumentLibraryForm</Edit>
-  <New>DocumentLibraryForm</New>
-</FormTemplates>
-</file>
-
 <file path=customXml/item4.xml><?xml version="1.0" encoding="utf-8"?>
-<p:properties xmlns:p="http://schemas.microsoft.com/office/2006/metadata/properties" xmlns:xsi="http://www.w3.org/2001/XMLSchema-instance" xmlns:pc="http://schemas.microsoft.com/office/infopath/2007/PartnerControls">
-  <documentManagement>
-    <_activity xmlns="cb1b40bb-8b49-480e-88ea-d51ea44f2142" xsi:nil="true"/>
-  </documentManagement>
-</p:properties>
+<b:Sources xmlns:b="http://schemas.openxmlformats.org/officeDocument/2006/bibliography" xmlns="http://schemas.openxmlformats.org/officeDocument/2006/bibliography" SelectedStyle="\APASixthEditionOfficeOnline.xsl" StyleName="APA" Version="6"/>
 </file>
 
 <file path=customXml/itemProps1.xml><?xml version="1.0" encoding="utf-8"?>
-<ds:datastoreItem xmlns:ds="http://schemas.openxmlformats.org/officeDocument/2006/customXml" ds:itemID="{EEF33B45-D887-49A9-A16D-9B3A7B1470AD}">
+<ds:datastoreItem xmlns:ds="http://schemas.openxmlformats.org/officeDocument/2006/customXml" ds:itemID="{11FA95DA-B8A3-4E02-9854-DF17D1A90B6A}">
   <ds:schemaRefs>
-    <ds:schemaRef ds:uri="http://schemas.openxmlformats.org/officeDocument/2006/bibliography"/>
+    <ds:schemaRef ds:uri="http://schemas.microsoft.com/office/2006/metadata/properties"/>
+    <ds:schemaRef ds:uri="http://schemas.microsoft.com/office/infopath/2007/PartnerControls"/>
+    <ds:schemaRef ds:uri="cb1b40bb-8b49-480e-88ea-d51ea44f2142"/>
   </ds:schemaRefs>
 </ds:datastoreItem>
 </file>
 
 <file path=customXml/itemProps2.xml><?xml version="1.0" encoding="utf-8"?>
+<ds:datastoreItem xmlns:ds="http://schemas.openxmlformats.org/officeDocument/2006/customXml" ds:itemID="{102FED63-FD1E-4761-A8C9-83ECBAA1EFE4}">
+  <ds:schemaRefs>
+    <ds:schemaRef ds:uri="http://schemas.microsoft.com/sharepoint/v3/contenttype/forms"/>
+  </ds:schemaRefs>
+</ds:datastoreItem>
+</file>
+
+<file path=customXml/itemProps3.xml><?xml version="1.0" encoding="utf-8"?>
 <ds:datastoreItem xmlns:ds="http://schemas.openxmlformats.org/officeDocument/2006/customXml" ds:itemID="{BC8D7134-5FE2-4923-886F-F003D28F4522}">
   <ds:schemaRefs>
     <ds:schemaRef ds:uri="http://schemas.microsoft.com/office/2006/metadata/contentType"/>
@@ -10317,20 +10644,10 @@
 </ds:datastoreItem>
 </file>
 
-<file path=customXml/itemProps3.xml><?xml version="1.0" encoding="utf-8"?>
-<ds:datastoreItem xmlns:ds="http://schemas.openxmlformats.org/officeDocument/2006/customXml" ds:itemID="{102FED63-FD1E-4761-A8C9-83ECBAA1EFE4}">
+<file path=customXml/itemProps4.xml><?xml version="1.0" encoding="utf-8"?>
+<ds:datastoreItem xmlns:ds="http://schemas.openxmlformats.org/officeDocument/2006/customXml" ds:itemID="{EEF33B45-D887-49A9-A16D-9B3A7B1470AD}">
   <ds:schemaRefs>
-    <ds:schemaRef ds:uri="http://schemas.microsoft.com/sharepoint/v3/contenttype/forms"/>
-  </ds:schemaRefs>
-</ds:datastoreItem>
-</file>
-
-<file path=customXml/itemProps4.xml><?xml version="1.0" encoding="utf-8"?>
-<ds:datastoreItem xmlns:ds="http://schemas.openxmlformats.org/officeDocument/2006/customXml" ds:itemID="{11FA95DA-B8A3-4E02-9854-DF17D1A90B6A}">
-  <ds:schemaRefs>
-    <ds:schemaRef ds:uri="http://schemas.microsoft.com/office/2006/metadata/properties"/>
-    <ds:schemaRef ds:uri="http://schemas.microsoft.com/office/infopath/2007/PartnerControls"/>
-    <ds:schemaRef ds:uri="cb1b40bb-8b49-480e-88ea-d51ea44f2142"/>
+    <ds:schemaRef ds:uri="http://schemas.openxmlformats.org/officeDocument/2006/bibliography"/>
   </ds:schemaRefs>
 </ds:datastoreItem>
 </file>